--- a/TS Jatai Ghanam Project/TS 1.4/TS 1.4 Jatai Tamil Corrections.docx
+++ b/TS Jatai Ghanam Project/TS 1.4/TS 1.4 Jatai Tamil Corrections.docx
@@ -379,8 +379,11 @@
               <w:autoSpaceDN w:val="0"/>
               <w:adjustRightInd w:val="0"/>
               <w:rPr>
-                <w:rFonts w:ascii="Latha" w:hAnsi="Latha" w:cs="Latha"/>
-                <w:szCs w:val="28"/>
+                <w:rFonts w:cs="Latha"/>
+                <w:b/>
+                <w:bCs/>
+                <w:szCs w:val="28"/>
+                <w:cs/>
                 <w:lang w:bidi="ta-IN"/>
               </w:rPr>
             </w:pPr>
@@ -560,22 +563,1097 @@
                 <w:lang w:bidi="ta-IN"/>
               </w:rPr>
               <w:t xml:space="preserve"> </w:t>
+            </w:r>
+          </w:p>
+        </w:tc>
+        <w:tc>
+          <w:tcPr>
+            <w:tcW w:w="7655" w:type="dxa"/>
+          </w:tcPr>
+          <w:p>
+            <w:pPr>
+              <w:autoSpaceDE w:val="0"/>
+              <w:autoSpaceDN w:val="0"/>
+              <w:adjustRightInd w:val="0"/>
+              <w:rPr>
+                <w:rFonts w:ascii="Latha" w:hAnsi="Latha" w:cs="Latha"/>
+                <w:szCs w:val="28"/>
+                <w:lang w:bidi="ta-IN"/>
+              </w:rPr>
+            </w:pPr>
+            <w:r>
+              <w:rPr>
+                <w:rFonts w:cs="Latha"/>
+                <w:b/>
+                <w:bCs/>
+                <w:szCs w:val="28"/>
+                <w:cs/>
+                <w:lang w:bidi="ta-IN"/>
+              </w:rPr>
+              <w:t>34</w:t>
+            </w:r>
+            <w:r>
+              <w:rPr>
+                <w:rFonts w:cs="Latha"/>
+                <w:b/>
+                <w:bCs/>
+                <w:szCs w:val="28"/>
+                <w:cs/>
+                <w:lang w:bidi="ta-IN"/>
+              </w:rPr>
+              <w:t>)</w:t>
+            </w:r>
+            <w:r>
+              <w:rPr>
+                <w:rFonts w:ascii="Latha" w:hAnsi="Latha" w:cs="Latha"/>
+                <w:szCs w:val="28"/>
+                <w:lang w:bidi="ta-IN"/>
+              </w:rPr>
+              <w:tab/>
+            </w:r>
+            <w:r>
+              <w:rPr>
+                <w:rFonts w:cs="Latha"/>
+                <w:b/>
+                <w:bCs/>
+                <w:szCs w:val="28"/>
+                <w:cs/>
+                <w:lang w:bidi="ta-IN"/>
+              </w:rPr>
+              <w:t>1</w:t>
+            </w:r>
+            <w:r>
+              <w:rPr>
+                <w:rFonts w:cs="Latha"/>
+                <w:b/>
+                <w:bCs/>
+                <w:szCs w:val="28"/>
+                <w:lang w:bidi="ta-IN"/>
+              </w:rPr>
+              <w:t>.</w:t>
+            </w:r>
+            <w:r>
+              <w:rPr>
+                <w:rFonts w:cs="Latha"/>
+                <w:b/>
+                <w:bCs/>
+                <w:szCs w:val="28"/>
+                <w:cs/>
+                <w:lang w:bidi="ta-IN"/>
+              </w:rPr>
+              <w:t>4.2</w:t>
+            </w:r>
+            <w:r>
+              <w:rPr>
+                <w:rFonts w:cs="Latha"/>
+                <w:b/>
+                <w:bCs/>
+                <w:szCs w:val="28"/>
+                <w:lang w:bidi="ta-IN"/>
+              </w:rPr>
+              <w:t>.</w:t>
+            </w:r>
+            <w:r>
+              <w:rPr>
+                <w:rFonts w:cs="Latha"/>
+                <w:b/>
+                <w:bCs/>
+                <w:szCs w:val="28"/>
+                <w:cs/>
+                <w:lang w:bidi="ta-IN"/>
+              </w:rPr>
+              <w:t>1</w:t>
+            </w:r>
+            <w:r>
+              <w:rPr>
+                <w:rFonts w:cs="Latha"/>
+                <w:b/>
+                <w:bCs/>
+                <w:szCs w:val="28"/>
+                <w:lang w:bidi="ta-IN"/>
+              </w:rPr>
+              <w:t>(</w:t>
+            </w:r>
+            <w:r>
+              <w:rPr>
+                <w:rFonts w:cs="Latha"/>
+                <w:b/>
+                <w:bCs/>
+                <w:szCs w:val="28"/>
+                <w:cs/>
+                <w:lang w:bidi="ta-IN"/>
+              </w:rPr>
+              <w:t>31</w:t>
+            </w:r>
+            <w:r>
+              <w:rPr>
+                <w:rFonts w:cs="Latha"/>
+                <w:b/>
+                <w:bCs/>
+                <w:szCs w:val="28"/>
+                <w:lang w:bidi="ta-IN"/>
+              </w:rPr>
+              <w:t>)</w:t>
+            </w:r>
+            <w:r>
+              <w:rPr>
+                <w:rFonts w:ascii="Latha" w:hAnsi="Latha" w:cs="Latha"/>
+                <w:szCs w:val="28"/>
+                <w:lang w:bidi="ta-IN"/>
+              </w:rPr>
+              <w:t xml:space="preserve">-  </w:t>
+            </w:r>
+            <w:r>
+              <w:rPr>
+                <w:rFonts w:ascii="Latha" w:hAnsi="Latha" w:cs="Latha"/>
+                <w:szCs w:val="28"/>
+                <w:cs/>
+                <w:lang w:bidi="ta-IN"/>
+              </w:rPr>
+              <w:t>அ</w:t>
+            </w:r>
+            <w:r>
+              <w:rPr>
+                <w:rFonts w:ascii="BRH Tamil Tab Extra" w:hAnsi="BRH Tamil Tab Extra" w:cs="Latha"/>
+                <w:b/>
+                <w:bCs/>
+                <w:sz w:val="32"/>
+                <w:szCs w:val="28"/>
+                <w:lang w:bidi="ta-IN"/>
+              </w:rPr>
+              <w:t>…</w:t>
+            </w:r>
+            <w:r>
+              <w:rPr>
+                <w:rFonts w:ascii="Latha" w:hAnsi="Latha" w:cs="Latha"/>
+                <w:szCs w:val="28"/>
+                <w:cs/>
+                <w:lang w:bidi="ta-IN"/>
+              </w:rPr>
+              <w:t>ஷ்டு</w:t>
+            </w:r>
+            <w:r>
+              <w:rPr>
+                <w:rFonts w:ascii="BRH Tamil Tab Extra" w:hAnsi="BRH Tamil Tab Extra" w:cs="Latha"/>
+                <w:b/>
+                <w:bCs/>
+                <w:sz w:val="32"/>
+                <w:szCs w:val="28"/>
+                <w:lang w:bidi="ta-IN"/>
+              </w:rPr>
+              <w:t>…</w:t>
+            </w:r>
+            <w:r>
+              <w:rPr>
+                <w:rFonts w:ascii="Latha" w:hAnsi="Latha" w:cs="Latha"/>
+                <w:szCs w:val="28"/>
+                <w:lang w:bidi="ta-IN"/>
+              </w:rPr>
+              <w:t xml:space="preserve"> | </w:t>
+            </w:r>
+            <w:r>
+              <w:rPr>
+                <w:rFonts w:ascii="Latha" w:hAnsi="Latha" w:cs="Latha"/>
+                <w:szCs w:val="28"/>
+                <w:cs/>
+                <w:lang w:bidi="ta-IN"/>
+              </w:rPr>
+              <w:t>உ</w:t>
+            </w:r>
+            <w:r>
+              <w:rPr>
+                <w:rFonts w:ascii="BRH Tamil Tab Extra" w:hAnsi="BRH Tamil Tab Extra" w:cs="Latha"/>
+                <w:b/>
+                <w:bCs/>
+                <w:sz w:val="32"/>
+                <w:szCs w:val="28"/>
+                <w:lang w:bidi="ta-IN"/>
+              </w:rPr>
+              <w:t>…</w:t>
+            </w:r>
+            <w:r>
+              <w:rPr>
+                <w:rFonts w:ascii="Latha" w:hAnsi="Latha" w:cs="Latha"/>
+                <w:szCs w:val="28"/>
+                <w:cs/>
+                <w:lang w:bidi="ta-IN"/>
+              </w:rPr>
+              <w:t xml:space="preserve">ரு </w:t>
+            </w:r>
+            <w:r>
+              <w:rPr>
+                <w:rFonts w:ascii="Latha" w:hAnsi="Latha" w:cs="Latha"/>
+                <w:szCs w:val="28"/>
+                <w:lang w:bidi="ta-IN"/>
+              </w:rPr>
+              <w:t xml:space="preserve">| </w:t>
             </w:r>
           </w:p>
           <w:p>
             <w:pPr>
-              <w:widowControl w:val="0"/>
               <w:autoSpaceDE w:val="0"/>
               <w:autoSpaceDN w:val="0"/>
               <w:adjustRightInd w:val="0"/>
-              <w:spacing w:before="0" w:line="240" w:lineRule="auto"/>
-              <w:rPr>
-                <w:rFonts w:cs="Latha"/>
-                <w:b/>
-                <w:bCs/>
-                <w:szCs w:val="28"/>
-                <w:cs/>
-                <w:lang w:bidi="ta-IN"/>
+              <w:rPr>
+                <w:rFonts w:cs="Latha"/>
+                <w:b/>
+                <w:bCs/>
+                <w:szCs w:val="28"/>
+                <w:cs/>
+                <w:lang w:bidi="ta-IN"/>
+              </w:rPr>
+            </w:pPr>
+            <w:r>
+              <w:rPr>
+                <w:rFonts w:ascii="Latha" w:hAnsi="Latha" w:cs="Latha"/>
+                <w:szCs w:val="28"/>
+                <w:cs/>
+                <w:lang w:bidi="ta-IN"/>
+              </w:rPr>
+              <w:t>அ</w:t>
+            </w:r>
+            <w:r>
+              <w:rPr>
+                <w:rFonts w:ascii="BRH Tamil Tab Extra" w:hAnsi="BRH Tamil Tab Extra" w:cs="Latha"/>
+                <w:b/>
+                <w:bCs/>
+                <w:sz w:val="32"/>
+                <w:szCs w:val="28"/>
+                <w:lang w:bidi="ta-IN"/>
+              </w:rPr>
+              <w:t>…</w:t>
+            </w:r>
+            <w:r>
+              <w:rPr>
+                <w:rFonts w:ascii="Latha" w:hAnsi="Latha" w:cs="Latha"/>
+                <w:szCs w:val="28"/>
+                <w:cs/>
+                <w:lang w:bidi="ta-IN"/>
+              </w:rPr>
+              <w:t>ஷ்டூ</w:t>
+            </w:r>
+            <w:r>
+              <w:rPr>
+                <w:rFonts w:ascii="BRH Tamil Tab Extra" w:hAnsi="BRH Tamil Tab Extra" w:cs="Latha"/>
+                <w:b/>
+                <w:bCs/>
+                <w:sz w:val="32"/>
+                <w:szCs w:val="28"/>
+                <w:lang w:bidi="ta-IN"/>
+              </w:rPr>
+              <w:t>…</w:t>
+            </w:r>
+            <w:r>
+              <w:rPr>
+                <w:rFonts w:ascii="Latha" w:hAnsi="Latha" w:cs="Latha"/>
+                <w:szCs w:val="28"/>
+                <w:cs/>
+                <w:lang w:bidi="ta-IN"/>
+              </w:rPr>
+              <w:t>ரூ</w:t>
+            </w:r>
+            <w:r>
+              <w:rPr>
+                <w:rFonts w:ascii="BRH Tamil Tab Extra" w:hAnsi="BRH Tamil Tab Extra" w:cs="Latha"/>
+                <w:b/>
+                <w:bCs/>
+                <w:sz w:val="32"/>
+                <w:szCs w:val="28"/>
+                <w:lang w:bidi="ta-IN"/>
+              </w:rPr>
+              <w:t>‡</w:t>
+            </w:r>
+            <w:r>
+              <w:rPr>
+                <w:rFonts w:cs="Latha"/>
+                <w:b/>
+                <w:bCs/>
+                <w:szCs w:val="28"/>
+                <w:lang w:bidi="ta-IN"/>
+              </w:rPr>
+              <w:t>(</w:t>
+            </w:r>
+            <w:r>
+              <w:rPr>
+                <w:rFonts w:cs="Latha"/>
+                <w:b/>
+                <w:bCs/>
+                <w:szCs w:val="28"/>
+                <w:cs/>
+                <w:lang w:bidi="ta-IN"/>
+              </w:rPr>
+              <w:t>1</w:t>
+            </w:r>
+            <w:r>
+              <w:rPr>
+                <w:rFonts w:ascii="BRH Tamil Tab Extra" w:hAnsi="BRH Tamil Tab Extra" w:cs="Latha"/>
+                <w:b/>
+                <w:bCs/>
+                <w:sz w:val="32"/>
+                <w:szCs w:val="28"/>
+                <w:lang w:bidi="ta-IN"/>
+              </w:rPr>
+              <w:t>…</w:t>
+            </w:r>
+            <w:r>
+              <w:rPr>
+                <w:rFonts w:cs="Latha"/>
+                <w:b/>
+                <w:bCs/>
+                <w:szCs w:val="28"/>
+                <w:lang w:bidi="ta-IN"/>
+              </w:rPr>
+              <w:t>)</w:t>
+            </w:r>
+            <w:r>
+              <w:rPr>
+                <w:rFonts w:ascii="Latha" w:hAnsi="Latha" w:cs="Latha"/>
+                <w:szCs w:val="28"/>
+                <w:cs/>
+                <w:lang w:bidi="ta-IN"/>
+              </w:rPr>
+              <w:t>ர்வ</w:t>
+            </w:r>
+            <w:r>
+              <w:rPr>
+                <w:rFonts w:ascii="BRH Tamil Tab Extra" w:hAnsi="BRH Tamil Tab Extra" w:cs="Latha"/>
+                <w:b/>
+                <w:bCs/>
+                <w:sz w:val="32"/>
+                <w:szCs w:val="28"/>
+                <w:lang w:bidi="ta-IN"/>
+              </w:rPr>
+              <w:t>†</w:t>
+            </w:r>
+            <w:r>
+              <w:rPr>
+                <w:rFonts w:ascii="Latha" w:hAnsi="Latha" w:cs="Latha"/>
+                <w:szCs w:val="28"/>
+                <w:cs/>
+                <w:lang w:bidi="ta-IN"/>
+              </w:rPr>
+              <w:t>ஷ்ட்வஷ்</w:t>
+            </w:r>
+            <w:r>
+              <w:rPr>
+                <w:rFonts w:ascii="Latha" w:hAnsi="Latha" w:cs="Latha"/>
+                <w:szCs w:val="28"/>
+                <w:highlight w:val="green"/>
+                <w:cs/>
+                <w:lang w:bidi="ta-IN"/>
+              </w:rPr>
+              <w:t>டூ</w:t>
+            </w:r>
+            <w:r>
+              <w:rPr>
+                <w:rFonts w:ascii="BRH Tamil Tab Extra" w:hAnsi="BRH Tamil Tab Extra" w:cs="Latha"/>
+                <w:b/>
+                <w:bCs/>
+                <w:sz w:val="32"/>
+                <w:szCs w:val="28"/>
+                <w:lang w:bidi="ta-IN"/>
+              </w:rPr>
+              <w:t>…</w:t>
+            </w:r>
+            <w:r>
+              <w:rPr>
+                <w:rFonts w:ascii="Latha" w:hAnsi="Latha" w:cs="Latha"/>
+                <w:szCs w:val="28"/>
+                <w:cs/>
+                <w:lang w:bidi="ta-IN"/>
+              </w:rPr>
+              <w:t xml:space="preserve">ரு </w:t>
+            </w:r>
+            <w:r>
+              <w:rPr>
+                <w:rFonts w:ascii="Latha" w:hAnsi="Latha" w:cs="Latha"/>
+                <w:szCs w:val="28"/>
+                <w:lang w:bidi="ta-IN"/>
+              </w:rPr>
+              <w:t>|</w:t>
+            </w:r>
+            <w:r>
+              <w:rPr>
+                <w:rFonts w:ascii="Latha" w:hAnsi="Latha" w:cs="Latha"/>
+                <w:szCs w:val="28"/>
+                <w:lang w:bidi="ta-IN"/>
+              </w:rPr>
+              <w:t xml:space="preserve"> </w:t>
+            </w:r>
+          </w:p>
+        </w:tc>
+      </w:tr>
+      <w:tr>
+        <w:trPr>
+          <w:trHeight w:val="1545"/>
+        </w:trPr>
+        <w:tc>
+          <w:tcPr>
+            <w:tcW w:w="6741" w:type="dxa"/>
+          </w:tcPr>
+          <w:p>
+            <w:pPr>
+              <w:autoSpaceDE w:val="0"/>
+              <w:autoSpaceDN w:val="0"/>
+              <w:adjustRightInd w:val="0"/>
+              <w:rPr>
+                <w:rFonts w:ascii="Latha" w:hAnsi="Latha" w:cs="Latha"/>
+                <w:szCs w:val="28"/>
+                <w:lang w:bidi="ta-IN"/>
+              </w:rPr>
+            </w:pPr>
+            <w:r>
+              <w:rPr>
+                <w:rFonts w:cs="Latha"/>
+                <w:b/>
+                <w:bCs/>
+                <w:szCs w:val="28"/>
+                <w:cs/>
+                <w:lang w:bidi="ta-IN"/>
+              </w:rPr>
+              <w:t>23</w:t>
+            </w:r>
+            <w:r>
+              <w:rPr>
+                <w:rFonts w:cs="Latha"/>
+                <w:b/>
+                <w:bCs/>
+                <w:szCs w:val="28"/>
+                <w:cs/>
+                <w:lang w:bidi="ta-IN"/>
+              </w:rPr>
+              <w:t>)</w:t>
+            </w:r>
+            <w:r>
+              <w:rPr>
+                <w:rFonts w:ascii="Latha" w:hAnsi="Latha" w:cs="Latha"/>
+                <w:szCs w:val="28"/>
+                <w:lang w:bidi="ta-IN"/>
+              </w:rPr>
+              <w:tab/>
+            </w:r>
+            <w:r>
+              <w:rPr>
+                <w:rFonts w:cs="Latha"/>
+                <w:b/>
+                <w:bCs/>
+                <w:szCs w:val="28"/>
+                <w:cs/>
+                <w:lang w:bidi="ta-IN"/>
+              </w:rPr>
+              <w:t>1</w:t>
+            </w:r>
+            <w:r>
+              <w:rPr>
+                <w:rFonts w:cs="Latha"/>
+                <w:b/>
+                <w:bCs/>
+                <w:szCs w:val="28"/>
+                <w:lang w:bidi="ta-IN"/>
+              </w:rPr>
+              <w:t>.</w:t>
+            </w:r>
+            <w:r>
+              <w:rPr>
+                <w:rFonts w:cs="Latha"/>
+                <w:b/>
+                <w:bCs/>
+                <w:szCs w:val="28"/>
+                <w:cs/>
+                <w:lang w:bidi="ta-IN"/>
+              </w:rPr>
+              <w:t>4</w:t>
+            </w:r>
+            <w:r>
+              <w:rPr>
+                <w:rFonts w:cs="Latha"/>
+                <w:b/>
+                <w:bCs/>
+                <w:szCs w:val="28"/>
+                <w:cs/>
+                <w:lang w:bidi="ta-IN"/>
+              </w:rPr>
+              <w:t>.4</w:t>
+            </w:r>
+            <w:r>
+              <w:rPr>
+                <w:rFonts w:cs="Latha"/>
+                <w:b/>
+                <w:bCs/>
+                <w:szCs w:val="28"/>
+                <w:cs/>
+                <w:lang w:bidi="ta-IN"/>
+              </w:rPr>
+              <w:t>2</w:t>
+            </w:r>
+            <w:r>
+              <w:rPr>
+                <w:rFonts w:cs="Latha"/>
+                <w:b/>
+                <w:bCs/>
+                <w:szCs w:val="28"/>
+                <w:lang w:bidi="ta-IN"/>
+              </w:rPr>
+              <w:t>.</w:t>
+            </w:r>
+            <w:r>
+              <w:rPr>
+                <w:rFonts w:cs="Latha"/>
+                <w:b/>
+                <w:bCs/>
+                <w:szCs w:val="28"/>
+                <w:cs/>
+                <w:lang w:bidi="ta-IN"/>
+              </w:rPr>
+              <w:t>1</w:t>
+            </w:r>
+            <w:r>
+              <w:rPr>
+                <w:rFonts w:cs="Latha"/>
+                <w:b/>
+                <w:bCs/>
+                <w:szCs w:val="28"/>
+                <w:lang w:bidi="ta-IN"/>
+              </w:rPr>
+              <w:t>(</w:t>
+            </w:r>
+            <w:r>
+              <w:rPr>
+                <w:rFonts w:cs="Latha"/>
+                <w:b/>
+                <w:bCs/>
+                <w:szCs w:val="28"/>
+                <w:cs/>
+                <w:lang w:bidi="ta-IN"/>
+              </w:rPr>
+              <w:t>19</w:t>
+            </w:r>
+            <w:r>
+              <w:rPr>
+                <w:rFonts w:cs="Latha"/>
+                <w:b/>
+                <w:bCs/>
+                <w:szCs w:val="28"/>
+                <w:lang w:bidi="ta-IN"/>
+              </w:rPr>
+              <w:t>)</w:t>
+            </w:r>
+            <w:r>
+              <w:rPr>
+                <w:rFonts w:ascii="Latha" w:hAnsi="Latha" w:cs="Latha"/>
+                <w:szCs w:val="28"/>
+                <w:lang w:bidi="ta-IN"/>
+              </w:rPr>
+              <w:t xml:space="preserve">-  </w:t>
+            </w:r>
+            <w:r>
+              <w:rPr>
+                <w:rFonts w:ascii="Latha" w:hAnsi="Latha" w:cs="Latha"/>
+                <w:szCs w:val="28"/>
+                <w:cs/>
+                <w:lang w:bidi="ta-IN"/>
+              </w:rPr>
+              <w:t>ந</w:t>
+            </w:r>
+            <w:r>
+              <w:rPr>
+                <w:rFonts w:ascii="BRH Tamil Tab Extra" w:hAnsi="BRH Tamil Tab Extra" w:cs="Latha"/>
+                <w:b/>
+                <w:bCs/>
+                <w:sz w:val="32"/>
+                <w:szCs w:val="28"/>
+                <w:lang w:bidi="ta-IN"/>
+              </w:rPr>
+              <w:t>…</w:t>
+            </w:r>
+            <w:r>
+              <w:rPr>
+                <w:rFonts w:cs="Latha"/>
+                <w:b/>
+                <w:bCs/>
+                <w:szCs w:val="28"/>
+                <w:cs/>
+                <w:lang w:bidi="ta-IN"/>
+              </w:rPr>
+              <w:t>:</w:t>
+            </w:r>
+            <w:r>
+              <w:rPr>
+                <w:rFonts w:ascii="Latha" w:hAnsi="Latha" w:cs="Latha"/>
+                <w:szCs w:val="28"/>
+                <w:cs/>
+                <w:lang w:bidi="ta-IN"/>
+              </w:rPr>
+              <w:t xml:space="preserve"> </w:t>
+            </w:r>
+            <w:r>
+              <w:rPr>
+                <w:rFonts w:ascii="Latha" w:hAnsi="Latha" w:cs="Latha"/>
+                <w:szCs w:val="28"/>
+                <w:lang w:bidi="ta-IN"/>
+              </w:rPr>
+              <w:t xml:space="preserve">|| </w:t>
+            </w:r>
+          </w:p>
+          <w:p>
+            <w:pPr>
+              <w:autoSpaceDE w:val="0"/>
+              <w:autoSpaceDN w:val="0"/>
+              <w:adjustRightInd w:val="0"/>
+              <w:rPr>
+                <w:rFonts w:cs="BRH Malayalam Extra"/>
+                <w:color w:val="000000"/>
+                <w:szCs w:val="40"/>
+                <w:lang w:val="it-IT"/>
+              </w:rPr>
+            </w:pPr>
+            <w:r>
+              <w:rPr>
+                <w:rFonts w:ascii="Latha" w:hAnsi="Latha" w:cs="Latha"/>
+                <w:szCs w:val="28"/>
+                <w:cs/>
+                <w:lang w:bidi="ta-IN"/>
+              </w:rPr>
+              <w:t>ந</w:t>
+            </w:r>
+            <w:r>
+              <w:rPr>
+                <w:rFonts w:ascii="BRH Tamil Tab Extra" w:hAnsi="BRH Tamil Tab Extra" w:cs="Latha"/>
+                <w:b/>
+                <w:bCs/>
+                <w:sz w:val="32"/>
+                <w:szCs w:val="28"/>
+                <w:lang w:bidi="ta-IN"/>
+              </w:rPr>
+              <w:t>…</w:t>
+            </w:r>
+            <w:r>
+              <w:rPr>
+                <w:rFonts w:ascii="Latha" w:hAnsi="Latha" w:cs="Latha"/>
+                <w:szCs w:val="28"/>
+                <w:lang w:bidi="ta-IN"/>
+              </w:rPr>
+              <w:t xml:space="preserve"> </w:t>
+            </w:r>
+            <w:r>
+              <w:rPr>
+                <w:rFonts w:ascii="Latha" w:hAnsi="Latha" w:cs="Latha"/>
+                <w:szCs w:val="28"/>
+                <w:cs/>
+                <w:lang w:bidi="ta-IN"/>
+              </w:rPr>
+              <w:t>இதி</w:t>
+            </w:r>
+            <w:r>
+              <w:rPr>
+                <w:rFonts w:ascii="BRH Tamil Tab Extra" w:hAnsi="BRH Tamil Tab Extra" w:cs="Latha"/>
+                <w:b/>
+                <w:bCs/>
+                <w:sz w:val="32"/>
+                <w:szCs w:val="28"/>
+                <w:lang w:bidi="ta-IN"/>
+              </w:rPr>
+              <w:t>†</w:t>
+            </w:r>
+            <w:r>
+              <w:rPr>
+                <w:rFonts w:ascii="Latha" w:hAnsi="Latha" w:cs="Latha"/>
+                <w:szCs w:val="28"/>
+                <w:lang w:bidi="ta-IN"/>
+              </w:rPr>
+              <w:t xml:space="preserve"> </w:t>
+            </w:r>
+            <w:r>
+              <w:rPr>
+                <w:rFonts w:ascii="Latha" w:hAnsi="Latha" w:cs="Latha"/>
+                <w:szCs w:val="28"/>
+                <w:highlight w:val="yellow"/>
+                <w:cs/>
+                <w:lang w:bidi="ta-IN"/>
+              </w:rPr>
+              <w:t>ந</w:t>
+            </w:r>
+            <w:r>
+              <w:rPr>
+                <w:rFonts w:ascii="BRH Tamil Tab Extra" w:hAnsi="BRH Tamil Tab Extra" w:cs="Latha"/>
+                <w:b/>
+                <w:bCs/>
+                <w:sz w:val="32"/>
+                <w:szCs w:val="28"/>
+                <w:highlight w:val="yellow"/>
+                <w:lang w:bidi="ta-IN"/>
+              </w:rPr>
+              <w:t>…</w:t>
+            </w:r>
+            <w:r>
+              <w:rPr>
+                <w:rFonts w:cs="Latha"/>
+                <w:b/>
+                <w:bCs/>
+                <w:szCs w:val="28"/>
+                <w:highlight w:val="yellow"/>
+                <w:cs/>
+                <w:lang w:bidi="ta-IN"/>
+              </w:rPr>
+              <w:t>:</w:t>
+            </w:r>
+            <w:r>
+              <w:rPr>
+                <w:rFonts w:ascii="Latha" w:hAnsi="Latha" w:cs="Latha"/>
+                <w:szCs w:val="28"/>
+                <w:cs/>
+                <w:lang w:bidi="ta-IN"/>
+              </w:rPr>
+              <w:t xml:space="preserve"> </w:t>
+            </w:r>
+            <w:r>
+              <w:rPr>
+                <w:rFonts w:ascii="Latha" w:hAnsi="Latha" w:cs="Latha"/>
+                <w:szCs w:val="28"/>
+                <w:lang w:bidi="ta-IN"/>
+              </w:rPr>
+              <w:t xml:space="preserve">| </w:t>
+            </w:r>
+          </w:p>
+        </w:tc>
+        <w:tc>
+          <w:tcPr>
+            <w:tcW w:w="7655" w:type="dxa"/>
+          </w:tcPr>
+          <w:p>
+            <w:pPr>
+              <w:autoSpaceDE w:val="0"/>
+              <w:autoSpaceDN w:val="0"/>
+              <w:adjustRightInd w:val="0"/>
+              <w:rPr>
+                <w:rFonts w:ascii="Latha" w:hAnsi="Latha" w:cs="Latha"/>
+                <w:szCs w:val="28"/>
+                <w:lang w:bidi="ta-IN"/>
+              </w:rPr>
+            </w:pPr>
+            <w:r>
+              <w:rPr>
+                <w:rFonts w:cs="Latha"/>
+                <w:b/>
+                <w:bCs/>
+                <w:szCs w:val="28"/>
+                <w:cs/>
+                <w:lang w:bidi="ta-IN"/>
+              </w:rPr>
+              <w:t>23</w:t>
+            </w:r>
+            <w:r>
+              <w:rPr>
+                <w:rFonts w:cs="Latha"/>
+                <w:b/>
+                <w:bCs/>
+                <w:szCs w:val="28"/>
+                <w:cs/>
+                <w:lang w:bidi="ta-IN"/>
+              </w:rPr>
+              <w:t>)</w:t>
+            </w:r>
+            <w:r>
+              <w:rPr>
+                <w:rFonts w:ascii="Latha" w:hAnsi="Latha" w:cs="Latha"/>
+                <w:szCs w:val="28"/>
+                <w:lang w:bidi="ta-IN"/>
+              </w:rPr>
+              <w:tab/>
+            </w:r>
+            <w:r>
+              <w:rPr>
+                <w:rFonts w:cs="Latha"/>
+                <w:b/>
+                <w:bCs/>
+                <w:szCs w:val="28"/>
+                <w:cs/>
+                <w:lang w:bidi="ta-IN"/>
+              </w:rPr>
+              <w:t>1</w:t>
+            </w:r>
+            <w:r>
+              <w:rPr>
+                <w:rFonts w:cs="Latha"/>
+                <w:b/>
+                <w:bCs/>
+                <w:szCs w:val="28"/>
+                <w:lang w:bidi="ta-IN"/>
+              </w:rPr>
+              <w:t>.</w:t>
+            </w:r>
+            <w:r>
+              <w:rPr>
+                <w:rFonts w:cs="Latha"/>
+                <w:b/>
+                <w:bCs/>
+                <w:szCs w:val="28"/>
+                <w:cs/>
+                <w:lang w:bidi="ta-IN"/>
+              </w:rPr>
+              <w:t>4</w:t>
+            </w:r>
+            <w:r>
+              <w:rPr>
+                <w:rFonts w:cs="Latha"/>
+                <w:b/>
+                <w:bCs/>
+                <w:szCs w:val="28"/>
+                <w:cs/>
+                <w:lang w:bidi="ta-IN"/>
+              </w:rPr>
+              <w:t>.4</w:t>
+            </w:r>
+            <w:r>
+              <w:rPr>
+                <w:rFonts w:cs="Latha"/>
+                <w:b/>
+                <w:bCs/>
+                <w:szCs w:val="28"/>
+                <w:cs/>
+                <w:lang w:bidi="ta-IN"/>
+              </w:rPr>
+              <w:t>2</w:t>
+            </w:r>
+            <w:r>
+              <w:rPr>
+                <w:rFonts w:cs="Latha"/>
+                <w:b/>
+                <w:bCs/>
+                <w:szCs w:val="28"/>
+                <w:lang w:bidi="ta-IN"/>
+              </w:rPr>
+              <w:t>.</w:t>
+            </w:r>
+            <w:r>
+              <w:rPr>
+                <w:rFonts w:cs="Latha"/>
+                <w:b/>
+                <w:bCs/>
+                <w:szCs w:val="28"/>
+                <w:cs/>
+                <w:lang w:bidi="ta-IN"/>
+              </w:rPr>
+              <w:t>1</w:t>
+            </w:r>
+            <w:r>
+              <w:rPr>
+                <w:rFonts w:cs="Latha"/>
+                <w:b/>
+                <w:bCs/>
+                <w:szCs w:val="28"/>
+                <w:lang w:bidi="ta-IN"/>
+              </w:rPr>
+              <w:t>(</w:t>
+            </w:r>
+            <w:r>
+              <w:rPr>
+                <w:rFonts w:cs="Latha"/>
+                <w:b/>
+                <w:bCs/>
+                <w:szCs w:val="28"/>
+                <w:cs/>
+                <w:lang w:bidi="ta-IN"/>
+              </w:rPr>
+              <w:t>19</w:t>
+            </w:r>
+            <w:r>
+              <w:rPr>
+                <w:rFonts w:cs="Latha"/>
+                <w:b/>
+                <w:bCs/>
+                <w:szCs w:val="28"/>
+                <w:lang w:bidi="ta-IN"/>
+              </w:rPr>
+              <w:t>)</w:t>
+            </w:r>
+            <w:r>
+              <w:rPr>
+                <w:rFonts w:ascii="Latha" w:hAnsi="Latha" w:cs="Latha"/>
+                <w:szCs w:val="28"/>
+                <w:lang w:bidi="ta-IN"/>
+              </w:rPr>
+              <w:t xml:space="preserve">-  </w:t>
+            </w:r>
+            <w:r>
+              <w:rPr>
+                <w:rFonts w:ascii="Latha" w:hAnsi="Latha" w:cs="Latha"/>
+                <w:szCs w:val="28"/>
+                <w:cs/>
+                <w:lang w:bidi="ta-IN"/>
+              </w:rPr>
+              <w:t>ந</w:t>
+            </w:r>
+            <w:r>
+              <w:rPr>
+                <w:rFonts w:ascii="BRH Tamil Tab Extra" w:hAnsi="BRH Tamil Tab Extra" w:cs="Latha"/>
+                <w:b/>
+                <w:bCs/>
+                <w:sz w:val="32"/>
+                <w:szCs w:val="28"/>
+                <w:lang w:bidi="ta-IN"/>
+              </w:rPr>
+              <w:t>…</w:t>
+            </w:r>
+            <w:r>
+              <w:rPr>
+                <w:rFonts w:cs="Latha"/>
+                <w:b/>
+                <w:bCs/>
+                <w:szCs w:val="28"/>
+                <w:cs/>
+                <w:lang w:bidi="ta-IN"/>
+              </w:rPr>
+              <w:t>:</w:t>
+            </w:r>
+            <w:r>
+              <w:rPr>
+                <w:rFonts w:ascii="Latha" w:hAnsi="Latha" w:cs="Latha"/>
+                <w:szCs w:val="28"/>
+                <w:cs/>
+                <w:lang w:bidi="ta-IN"/>
+              </w:rPr>
+              <w:t xml:space="preserve"> </w:t>
+            </w:r>
+            <w:r>
+              <w:rPr>
+                <w:rFonts w:ascii="Latha" w:hAnsi="Latha" w:cs="Latha"/>
+                <w:szCs w:val="28"/>
+                <w:lang w:bidi="ta-IN"/>
+              </w:rPr>
+              <w:t xml:space="preserve">|| </w:t>
+            </w:r>
+          </w:p>
+          <w:p>
+            <w:pPr>
+              <w:autoSpaceDE w:val="0"/>
+              <w:autoSpaceDN w:val="0"/>
+              <w:adjustRightInd w:val="0"/>
+              <w:rPr>
+                <w:rFonts w:cs="BRH Malayalam Extra"/>
+                <w:color w:val="000000"/>
+                <w:szCs w:val="40"/>
+                <w:lang w:val="it-IT"/>
+              </w:rPr>
+            </w:pPr>
+            <w:r>
+              <w:rPr>
+                <w:rFonts w:ascii="Latha" w:hAnsi="Latha" w:cs="Latha"/>
+                <w:szCs w:val="28"/>
+                <w:cs/>
+                <w:lang w:bidi="ta-IN"/>
+              </w:rPr>
+              <w:t>ந</w:t>
+            </w:r>
+            <w:r>
+              <w:rPr>
+                <w:rFonts w:ascii="BRH Tamil Tab Extra" w:hAnsi="BRH Tamil Tab Extra" w:cs="Latha"/>
+                <w:b/>
+                <w:bCs/>
+                <w:sz w:val="32"/>
+                <w:szCs w:val="28"/>
+                <w:lang w:bidi="ta-IN"/>
+              </w:rPr>
+              <w:t>…</w:t>
+            </w:r>
+            <w:r>
+              <w:rPr>
+                <w:rFonts w:ascii="Latha" w:hAnsi="Latha" w:cs="Latha"/>
+                <w:szCs w:val="28"/>
+                <w:lang w:bidi="ta-IN"/>
+              </w:rPr>
+              <w:t xml:space="preserve"> </w:t>
+            </w:r>
+            <w:r>
+              <w:rPr>
+                <w:rFonts w:ascii="Latha" w:hAnsi="Latha" w:cs="Latha"/>
+                <w:szCs w:val="28"/>
+                <w:cs/>
+                <w:lang w:bidi="ta-IN"/>
+              </w:rPr>
+              <w:t>இதி</w:t>
+            </w:r>
+            <w:r>
+              <w:rPr>
+                <w:rFonts w:ascii="BRH Tamil Tab Extra" w:hAnsi="BRH Tamil Tab Extra" w:cs="Latha"/>
+                <w:b/>
+                <w:bCs/>
+                <w:sz w:val="32"/>
+                <w:szCs w:val="28"/>
+                <w:lang w:bidi="ta-IN"/>
+              </w:rPr>
+              <w:t>†</w:t>
+            </w:r>
+            <w:r>
+              <w:rPr>
+                <w:rFonts w:ascii="Latha" w:hAnsi="Latha" w:cs="Latha"/>
+                <w:szCs w:val="28"/>
+                <w:lang w:bidi="ta-IN"/>
+              </w:rPr>
+              <w:t xml:space="preserve"> </w:t>
+            </w:r>
+            <w:r>
+              <w:rPr>
+                <w:rFonts w:ascii="Latha" w:hAnsi="Latha" w:cs="Latha"/>
+                <w:szCs w:val="28"/>
+                <w:highlight w:val="green"/>
+                <w:cs/>
+                <w:lang w:bidi="ta-IN"/>
+              </w:rPr>
+              <w:t>ந</w:t>
+            </w:r>
+            <w:r>
+              <w:rPr>
+                <w:rFonts w:cs="Latha"/>
+                <w:b/>
+                <w:bCs/>
+                <w:szCs w:val="28"/>
+                <w:highlight w:val="green"/>
+                <w:cs/>
+                <w:lang w:bidi="ta-IN"/>
+              </w:rPr>
+              <w:t>:</w:t>
+            </w:r>
+            <w:r>
+              <w:rPr>
+                <w:rFonts w:ascii="Latha" w:hAnsi="Latha" w:cs="Latha"/>
+                <w:szCs w:val="28"/>
+                <w:cs/>
+                <w:lang w:bidi="ta-IN"/>
+              </w:rPr>
+              <w:t xml:space="preserve"> </w:t>
+            </w:r>
+            <w:r>
+              <w:rPr>
+                <w:rFonts w:ascii="Latha" w:hAnsi="Latha" w:cs="Latha"/>
+                <w:szCs w:val="28"/>
+                <w:lang w:bidi="ta-IN"/>
+              </w:rPr>
+              <w:t xml:space="preserve">| </w:t>
+            </w:r>
+          </w:p>
+        </w:tc>
+      </w:tr>
+      <w:tr>
+        <w:trPr>
+          <w:trHeight w:val="771"/>
+        </w:trPr>
+        <w:tc>
+          <w:tcPr>
+            <w:tcW w:w="6741" w:type="dxa"/>
+          </w:tcPr>
+          <w:p>
+            <w:pPr>
+              <w:autoSpaceDE w:val="0"/>
+              <w:autoSpaceDN w:val="0"/>
+              <w:adjustRightInd w:val="0"/>
+              <w:rPr>
+                <w:rFonts w:cs="Latha"/>
+                <w:b/>
+                <w:bCs/>
+                <w:szCs w:val="28"/>
+                <w:cs/>
+                <w:lang w:val="it-IT" w:bidi="ta-IN"/>
               </w:rPr>
             </w:pPr>
           </w:p>
@@ -589,416 +1667,6 @@
               <w:autoSpaceDE w:val="0"/>
               <w:autoSpaceDN w:val="0"/>
               <w:adjustRightInd w:val="0"/>
-              <w:rPr>
-                <w:rFonts w:ascii="Latha" w:hAnsi="Latha" w:cs="Latha"/>
-                <w:szCs w:val="28"/>
-                <w:lang w:bidi="ta-IN"/>
-              </w:rPr>
-            </w:pPr>
-            <w:r>
-              <w:rPr>
-                <w:rFonts w:cs="Latha"/>
-                <w:b/>
-                <w:bCs/>
-                <w:szCs w:val="28"/>
-                <w:cs/>
-                <w:lang w:bidi="ta-IN"/>
-              </w:rPr>
-              <w:t>34</w:t>
-            </w:r>
-            <w:r>
-              <w:rPr>
-                <w:rFonts w:cs="Latha"/>
-                <w:b/>
-                <w:bCs/>
-                <w:szCs w:val="28"/>
-                <w:cs/>
-                <w:lang w:bidi="ta-IN"/>
-              </w:rPr>
-              <w:t>)</w:t>
-            </w:r>
-            <w:r>
-              <w:rPr>
-                <w:rFonts w:ascii="Latha" w:hAnsi="Latha" w:cs="Latha"/>
-                <w:szCs w:val="28"/>
-                <w:lang w:bidi="ta-IN"/>
-              </w:rPr>
-              <w:tab/>
-            </w:r>
-            <w:r>
-              <w:rPr>
-                <w:rFonts w:cs="Latha"/>
-                <w:b/>
-                <w:bCs/>
-                <w:szCs w:val="28"/>
-                <w:cs/>
-                <w:lang w:bidi="ta-IN"/>
-              </w:rPr>
-              <w:t>1</w:t>
-            </w:r>
-            <w:r>
-              <w:rPr>
-                <w:rFonts w:cs="Latha"/>
-                <w:b/>
-                <w:bCs/>
-                <w:szCs w:val="28"/>
-                <w:lang w:bidi="ta-IN"/>
-              </w:rPr>
-              <w:t>.</w:t>
-            </w:r>
-            <w:r>
-              <w:rPr>
-                <w:rFonts w:cs="Latha"/>
-                <w:b/>
-                <w:bCs/>
-                <w:szCs w:val="28"/>
-                <w:cs/>
-                <w:lang w:bidi="ta-IN"/>
-              </w:rPr>
-              <w:t>4.2</w:t>
-            </w:r>
-            <w:r>
-              <w:rPr>
-                <w:rFonts w:cs="Latha"/>
-                <w:b/>
-                <w:bCs/>
-                <w:szCs w:val="28"/>
-                <w:lang w:bidi="ta-IN"/>
-              </w:rPr>
-              <w:t>.</w:t>
-            </w:r>
-            <w:r>
-              <w:rPr>
-                <w:rFonts w:cs="Latha"/>
-                <w:b/>
-                <w:bCs/>
-                <w:szCs w:val="28"/>
-                <w:cs/>
-                <w:lang w:bidi="ta-IN"/>
-              </w:rPr>
-              <w:t>1</w:t>
-            </w:r>
-            <w:r>
-              <w:rPr>
-                <w:rFonts w:cs="Latha"/>
-                <w:b/>
-                <w:bCs/>
-                <w:szCs w:val="28"/>
-                <w:lang w:bidi="ta-IN"/>
-              </w:rPr>
-              <w:t>(</w:t>
-            </w:r>
-            <w:r>
-              <w:rPr>
-                <w:rFonts w:cs="Latha"/>
-                <w:b/>
-                <w:bCs/>
-                <w:szCs w:val="28"/>
-                <w:cs/>
-                <w:lang w:bidi="ta-IN"/>
-              </w:rPr>
-              <w:t>31</w:t>
-            </w:r>
-            <w:r>
-              <w:rPr>
-                <w:rFonts w:cs="Latha"/>
-                <w:b/>
-                <w:bCs/>
-                <w:szCs w:val="28"/>
-                <w:lang w:bidi="ta-IN"/>
-              </w:rPr>
-              <w:t>)</w:t>
-            </w:r>
-            <w:r>
-              <w:rPr>
-                <w:rFonts w:ascii="Latha" w:hAnsi="Latha" w:cs="Latha"/>
-                <w:szCs w:val="28"/>
-                <w:lang w:bidi="ta-IN"/>
-              </w:rPr>
-              <w:t xml:space="preserve">-  </w:t>
-            </w:r>
-            <w:r>
-              <w:rPr>
-                <w:rFonts w:ascii="Latha" w:hAnsi="Latha" w:cs="Latha"/>
-                <w:szCs w:val="28"/>
-                <w:cs/>
-                <w:lang w:bidi="ta-IN"/>
-              </w:rPr>
-              <w:t>அ</w:t>
-            </w:r>
-            <w:r>
-              <w:rPr>
-                <w:rFonts w:ascii="BRH Tamil Tab Extra" w:hAnsi="BRH Tamil Tab Extra" w:cs="Latha"/>
-                <w:b/>
-                <w:bCs/>
-                <w:sz w:val="32"/>
-                <w:szCs w:val="28"/>
-                <w:lang w:bidi="ta-IN"/>
-              </w:rPr>
-              <w:t>…</w:t>
-            </w:r>
-            <w:r>
-              <w:rPr>
-                <w:rFonts w:ascii="Latha" w:hAnsi="Latha" w:cs="Latha"/>
-                <w:szCs w:val="28"/>
-                <w:cs/>
-                <w:lang w:bidi="ta-IN"/>
-              </w:rPr>
-              <w:t>ஷ்டு</w:t>
-            </w:r>
-            <w:r>
-              <w:rPr>
-                <w:rFonts w:ascii="BRH Tamil Tab Extra" w:hAnsi="BRH Tamil Tab Extra" w:cs="Latha"/>
-                <w:b/>
-                <w:bCs/>
-                <w:sz w:val="32"/>
-                <w:szCs w:val="28"/>
-                <w:lang w:bidi="ta-IN"/>
-              </w:rPr>
-              <w:t>…</w:t>
-            </w:r>
-            <w:r>
-              <w:rPr>
-                <w:rFonts w:ascii="Latha" w:hAnsi="Latha" w:cs="Latha"/>
-                <w:szCs w:val="28"/>
-                <w:lang w:bidi="ta-IN"/>
-              </w:rPr>
-              <w:t xml:space="preserve"> | </w:t>
-            </w:r>
-            <w:r>
-              <w:rPr>
-                <w:rFonts w:ascii="Latha" w:hAnsi="Latha" w:cs="Latha"/>
-                <w:szCs w:val="28"/>
-                <w:cs/>
-                <w:lang w:bidi="ta-IN"/>
-              </w:rPr>
-              <w:t>உ</w:t>
-            </w:r>
-            <w:r>
-              <w:rPr>
-                <w:rFonts w:ascii="BRH Tamil Tab Extra" w:hAnsi="BRH Tamil Tab Extra" w:cs="Latha"/>
-                <w:b/>
-                <w:bCs/>
-                <w:sz w:val="32"/>
-                <w:szCs w:val="28"/>
-                <w:lang w:bidi="ta-IN"/>
-              </w:rPr>
-              <w:t>…</w:t>
-            </w:r>
-            <w:r>
-              <w:rPr>
-                <w:rFonts w:ascii="Latha" w:hAnsi="Latha" w:cs="Latha"/>
-                <w:szCs w:val="28"/>
-                <w:cs/>
-                <w:lang w:bidi="ta-IN"/>
-              </w:rPr>
-              <w:t xml:space="preserve">ரு </w:t>
-            </w:r>
-            <w:r>
-              <w:rPr>
-                <w:rFonts w:ascii="Latha" w:hAnsi="Latha" w:cs="Latha"/>
-                <w:szCs w:val="28"/>
-                <w:lang w:bidi="ta-IN"/>
-              </w:rPr>
-              <w:t xml:space="preserve">| </w:t>
-            </w:r>
-          </w:p>
-          <w:p>
-            <w:pPr>
-              <w:autoSpaceDE w:val="0"/>
-              <w:autoSpaceDN w:val="0"/>
-              <w:adjustRightInd w:val="0"/>
-              <w:rPr>
-                <w:rFonts w:ascii="Latha" w:hAnsi="Latha" w:cs="Latha"/>
-                <w:szCs w:val="28"/>
-                <w:lang w:bidi="ta-IN"/>
-              </w:rPr>
-            </w:pPr>
-            <w:r>
-              <w:rPr>
-                <w:rFonts w:ascii="Latha" w:hAnsi="Latha" w:cs="Latha"/>
-                <w:szCs w:val="28"/>
-                <w:cs/>
-                <w:lang w:bidi="ta-IN"/>
-              </w:rPr>
-              <w:t>அ</w:t>
-            </w:r>
-            <w:r>
-              <w:rPr>
-                <w:rFonts w:ascii="BRH Tamil Tab Extra" w:hAnsi="BRH Tamil Tab Extra" w:cs="Latha"/>
-                <w:b/>
-                <w:bCs/>
-                <w:sz w:val="32"/>
-                <w:szCs w:val="28"/>
-                <w:lang w:bidi="ta-IN"/>
-              </w:rPr>
-              <w:t>…</w:t>
-            </w:r>
-            <w:r>
-              <w:rPr>
-                <w:rFonts w:ascii="Latha" w:hAnsi="Latha" w:cs="Latha"/>
-                <w:szCs w:val="28"/>
-                <w:cs/>
-                <w:lang w:bidi="ta-IN"/>
-              </w:rPr>
-              <w:t>ஷ்டூ</w:t>
-            </w:r>
-            <w:r>
-              <w:rPr>
-                <w:rFonts w:ascii="BRH Tamil Tab Extra" w:hAnsi="BRH Tamil Tab Extra" w:cs="Latha"/>
-                <w:b/>
-                <w:bCs/>
-                <w:sz w:val="32"/>
-                <w:szCs w:val="28"/>
-                <w:lang w:bidi="ta-IN"/>
-              </w:rPr>
-              <w:t>…</w:t>
-            </w:r>
-            <w:r>
-              <w:rPr>
-                <w:rFonts w:ascii="Latha" w:hAnsi="Latha" w:cs="Latha"/>
-                <w:szCs w:val="28"/>
-                <w:cs/>
-                <w:lang w:bidi="ta-IN"/>
-              </w:rPr>
-              <w:t>ரூ</w:t>
-            </w:r>
-            <w:r>
-              <w:rPr>
-                <w:rFonts w:ascii="BRH Tamil Tab Extra" w:hAnsi="BRH Tamil Tab Extra" w:cs="Latha"/>
-                <w:b/>
-                <w:bCs/>
-                <w:sz w:val="32"/>
-                <w:szCs w:val="28"/>
-                <w:lang w:bidi="ta-IN"/>
-              </w:rPr>
-              <w:t>‡</w:t>
-            </w:r>
-            <w:r>
-              <w:rPr>
-                <w:rFonts w:cs="Latha"/>
-                <w:b/>
-                <w:bCs/>
-                <w:szCs w:val="28"/>
-                <w:lang w:bidi="ta-IN"/>
-              </w:rPr>
-              <w:t>(</w:t>
-            </w:r>
-            <w:r>
-              <w:rPr>
-                <w:rFonts w:cs="Latha"/>
-                <w:b/>
-                <w:bCs/>
-                <w:szCs w:val="28"/>
-                <w:cs/>
-                <w:lang w:bidi="ta-IN"/>
-              </w:rPr>
-              <w:t>1</w:t>
-            </w:r>
-            <w:r>
-              <w:rPr>
-                <w:rFonts w:ascii="BRH Tamil Tab Extra" w:hAnsi="BRH Tamil Tab Extra" w:cs="Latha"/>
-                <w:b/>
-                <w:bCs/>
-                <w:sz w:val="32"/>
-                <w:szCs w:val="28"/>
-                <w:lang w:bidi="ta-IN"/>
-              </w:rPr>
-              <w:t>…</w:t>
-            </w:r>
-            <w:r>
-              <w:rPr>
-                <w:rFonts w:cs="Latha"/>
-                <w:b/>
-                <w:bCs/>
-                <w:szCs w:val="28"/>
-                <w:lang w:bidi="ta-IN"/>
-              </w:rPr>
-              <w:t>)</w:t>
-            </w:r>
-            <w:r>
-              <w:rPr>
-                <w:rFonts w:ascii="Latha" w:hAnsi="Latha" w:cs="Latha"/>
-                <w:szCs w:val="28"/>
-                <w:cs/>
-                <w:lang w:bidi="ta-IN"/>
-              </w:rPr>
-              <w:t>ர்வ</w:t>
-            </w:r>
-            <w:r>
-              <w:rPr>
-                <w:rFonts w:ascii="BRH Tamil Tab Extra" w:hAnsi="BRH Tamil Tab Extra" w:cs="Latha"/>
-                <w:b/>
-                <w:bCs/>
-                <w:sz w:val="32"/>
-                <w:szCs w:val="28"/>
-                <w:lang w:bidi="ta-IN"/>
-              </w:rPr>
-              <w:t>†</w:t>
-            </w:r>
-            <w:r>
-              <w:rPr>
-                <w:rFonts w:ascii="Latha" w:hAnsi="Latha" w:cs="Latha"/>
-                <w:szCs w:val="28"/>
-                <w:cs/>
-                <w:lang w:bidi="ta-IN"/>
-              </w:rPr>
-              <w:t>ஷ்ட்வஷ்</w:t>
-            </w:r>
-            <w:r>
-              <w:rPr>
-                <w:rFonts w:ascii="Latha" w:hAnsi="Latha" w:cs="Latha"/>
-                <w:szCs w:val="28"/>
-                <w:highlight w:val="green"/>
-                <w:cs/>
-                <w:lang w:bidi="ta-IN"/>
-              </w:rPr>
-              <w:t>டூ</w:t>
-            </w:r>
-            <w:r>
-              <w:rPr>
-                <w:rFonts w:ascii="BRH Tamil Tab Extra" w:hAnsi="BRH Tamil Tab Extra" w:cs="Latha"/>
-                <w:b/>
-                <w:bCs/>
-                <w:sz w:val="32"/>
-                <w:szCs w:val="28"/>
-                <w:lang w:bidi="ta-IN"/>
-              </w:rPr>
-              <w:t>…</w:t>
-            </w:r>
-            <w:r>
-              <w:rPr>
-                <w:rFonts w:ascii="Latha" w:hAnsi="Latha" w:cs="Latha"/>
-                <w:szCs w:val="28"/>
-                <w:cs/>
-                <w:lang w:bidi="ta-IN"/>
-              </w:rPr>
-              <w:t xml:space="preserve">ரு </w:t>
-            </w:r>
-            <w:r>
-              <w:rPr>
-                <w:rFonts w:ascii="Latha" w:hAnsi="Latha" w:cs="Latha"/>
-                <w:szCs w:val="28"/>
-                <w:lang w:bidi="ta-IN"/>
-              </w:rPr>
-              <w:t>|</w:t>
-            </w:r>
-            <w:r>
-              <w:rPr>
-                <w:rFonts w:ascii="Latha" w:hAnsi="Latha" w:cs="Latha"/>
-                <w:szCs w:val="28"/>
-                <w:lang w:bidi="ta-IN"/>
-              </w:rPr>
-              <w:t xml:space="preserve"> </w:t>
-            </w:r>
-          </w:p>
-          <w:p>
-            <w:pPr>
-              <w:widowControl w:val="0"/>
-              <w:autoSpaceDE w:val="0"/>
-              <w:autoSpaceDN w:val="0"/>
-              <w:adjustRightInd w:val="0"/>
-              <w:spacing w:before="0" w:line="240" w:lineRule="auto"/>
               <w:rPr>
                 <w:rFonts w:cs="Latha"/>
                 <w:b/>
@@ -1022,6 +1690,7 @@
           <w:sz w:val="32"/>
           <w:szCs w:val="32"/>
           <w:u w:val="single"/>
+          <w:lang w:val="it-IT"/>
         </w:rPr>
       </w:pPr>
     </w:p>
@@ -1035,6 +1704,7 @@
           <w:sz w:val="32"/>
           <w:szCs w:val="32"/>
           <w:u w:val="single"/>
+          <w:lang w:val="it-IT"/>
         </w:rPr>
       </w:pPr>
     </w:p>
@@ -1287,6 +1957,7 @@
                 <w:cs/>
                 <w:lang w:bidi="ta-IN"/>
               </w:rPr>
+              <w:lastRenderedPageBreak/>
               <w:t>40</w:t>
             </w:r>
             <w:r>
@@ -2117,7 +2788,6 @@
                 <w:cs/>
                 <w:lang w:bidi="ta-IN"/>
               </w:rPr>
-              <w:lastRenderedPageBreak/>
               <w:t>ஸு</w:t>
             </w:r>
             <w:r>
@@ -2910,7 +3580,6 @@
                 <w:cs/>
                 <w:lang w:bidi="ta-IN"/>
               </w:rPr>
-              <w:lastRenderedPageBreak/>
               <w:t>40</w:t>
             </w:r>
             <w:r>
@@ -4660,7 +5329,6 @@
                 <w:cs/>
                 <w:lang w:bidi="ta-IN"/>
               </w:rPr>
-              <w:lastRenderedPageBreak/>
               <w:t>34</w:t>
             </w:r>
             <w:r>
@@ -5588,6 +6256,7 @@
                 <w:cs/>
                 <w:lang w:bidi="ta-IN"/>
               </w:rPr>
+              <w:lastRenderedPageBreak/>
               <w:t>48</w:t>
             </w:r>
             <w:r>
@@ -7754,7 +8423,6 @@
                 <w:cs/>
                 <w:lang w:bidi="ta-IN"/>
               </w:rPr>
-              <w:lastRenderedPageBreak/>
               <w:t>23</w:t>
             </w:r>
             <w:r>
@@ -9629,6 +10297,7 @@
                 <w:cs/>
                 <w:lang w:bidi="ta-IN"/>
               </w:rPr>
+              <w:lastRenderedPageBreak/>
               <w:t>57</w:t>
             </w:r>
             <w:r>
@@ -10004,6 +10673,7 @@
                 <w:cs/>
                 <w:lang w:bidi="ta-IN"/>
               </w:rPr>
+              <w:lastRenderedPageBreak/>
               <w:t>55</w:t>
             </w:r>
             <w:r>
@@ -11238,6 +11908,7 @@
                 <w:cs/>
                 <w:lang w:bidi="ta-IN"/>
               </w:rPr>
+              <w:lastRenderedPageBreak/>
               <w:t>57</w:t>
             </w:r>
             <w:r>
@@ -11616,6 +12287,7 @@
                 <w:cs/>
                 <w:lang w:bidi="ta-IN"/>
               </w:rPr>
+              <w:lastRenderedPageBreak/>
               <w:t>64)</w:t>
             </w:r>
             <w:r>
@@ -12191,7 +12863,6 @@
                 <w:cs/>
                 <w:lang w:bidi="ta-IN"/>
               </w:rPr>
-              <w:lastRenderedPageBreak/>
               <w:t>28</w:t>
             </w:r>
             <w:r>
@@ -13580,6 +14251,7 @@
                 <w:cs/>
                 <w:lang w:bidi="ta-IN"/>
               </w:rPr>
+              <w:lastRenderedPageBreak/>
               <w:t>12)</w:t>
             </w:r>
             <w:r>
@@ -15464,7 +16136,6 @@
                 <w:cs/>
                 <w:lang w:bidi="ta-IN"/>
               </w:rPr>
-              <w:lastRenderedPageBreak/>
               <w:t>பத்னீ</w:t>
             </w:r>
             <w:r>
@@ -15688,7 +16359,6 @@
                 <w:cs/>
                 <w:lang w:bidi="ta-IN"/>
               </w:rPr>
-              <w:lastRenderedPageBreak/>
               <w:t>12)</w:t>
             </w:r>
             <w:r>
@@ -17981,6 +18651,7 @@
                 <w:cs/>
                 <w:lang w:bidi="ta-IN"/>
               </w:rPr>
+              <w:lastRenderedPageBreak/>
               <w:t>ஹா</w:t>
             </w:r>
             <w:r>
@@ -18311,6 +18982,7 @@
                 <w:cs/>
                 <w:lang w:bidi="ta-IN"/>
               </w:rPr>
+              <w:lastRenderedPageBreak/>
               <w:t>3)</w:t>
             </w:r>
             <w:r>
@@ -20972,7 +21644,6 @@
                 <w:cs/>
                 <w:lang w:bidi="ta-IN"/>
               </w:rPr>
-              <w:lastRenderedPageBreak/>
               <w:t>த</w:t>
             </w:r>
             <w:r>
@@ -21225,7 +21896,6 @@
                 <w:cs/>
                 <w:lang w:bidi="ta-IN"/>
               </w:rPr>
-              <w:lastRenderedPageBreak/>
               <w:t>1</w:t>
             </w:r>
             <w:r>
@@ -21544,7 +22214,6 @@
                 <w:cs/>
                 <w:lang w:bidi="ta-IN"/>
               </w:rPr>
-              <w:lastRenderedPageBreak/>
               <w:t>தா</w:t>
             </w:r>
             <w:r>
@@ -21812,7 +22481,6 @@
                 <w:cs/>
                 <w:lang w:bidi="ta-IN"/>
               </w:rPr>
-              <w:lastRenderedPageBreak/>
               <w:t>7</w:t>
             </w:r>
             <w:r>
@@ -22130,6 +22798,7 @@
                 <w:cs/>
                 <w:lang w:bidi="ta-IN"/>
               </w:rPr>
+              <w:lastRenderedPageBreak/>
               <w:t>பந்தா</w:t>
             </w:r>
             <w:r>
@@ -23307,6 +23976,7 @@
                 <w:cs/>
                 <w:lang w:bidi="ta-IN"/>
               </w:rPr>
+              <w:lastRenderedPageBreak/>
               <w:t>7</w:t>
             </w:r>
             <w:r>

--- a/TS Jatai Ghanam Project/TS 1.4/TS 1.4 Jatai Tamil Corrections.docx
+++ b/TS Jatai Ghanam Project/TS 1.4/TS 1.4 Jatai Tamil Corrections.docx
@@ -50,10 +50,9 @@
           <w:bCs/>
           <w:sz w:val="32"/>
           <w:szCs w:val="32"/>
-          <w:highlight w:val="red"/>
           <w:u w:val="single"/>
         </w:rPr>
-        <w:t>????</w:t>
+        <w:t>30th June 2026</w:t>
       </w:r>
     </w:p>
     <w:p>
@@ -1634,51 +1633,6 @@
           </w:p>
         </w:tc>
       </w:tr>
-      <w:tr>
-        <w:trPr>
-          <w:trHeight w:val="771"/>
-        </w:trPr>
-        <w:tc>
-          <w:tcPr>
-            <w:tcW w:w="6741" w:type="dxa"/>
-          </w:tcPr>
-          <w:p>
-            <w:pPr>
-              <w:autoSpaceDE w:val="0"/>
-              <w:autoSpaceDN w:val="0"/>
-              <w:adjustRightInd w:val="0"/>
-              <w:rPr>
-                <w:rFonts w:cs="Latha"/>
-                <w:b/>
-                <w:bCs/>
-                <w:szCs w:val="28"/>
-                <w:cs/>
-                <w:lang w:val="it-IT" w:bidi="ta-IN"/>
-              </w:rPr>
-            </w:pPr>
-          </w:p>
-        </w:tc>
-        <w:tc>
-          <w:tcPr>
-            <w:tcW w:w="7655" w:type="dxa"/>
-          </w:tcPr>
-          <w:p>
-            <w:pPr>
-              <w:autoSpaceDE w:val="0"/>
-              <w:autoSpaceDN w:val="0"/>
-              <w:adjustRightInd w:val="0"/>
-              <w:rPr>
-                <w:rFonts w:cs="Latha"/>
-                <w:b/>
-                <w:bCs/>
-                <w:szCs w:val="28"/>
-                <w:cs/>
-                <w:lang w:bidi="ta-IN"/>
-              </w:rPr>
-            </w:pPr>
-          </w:p>
-        </w:tc>
-      </w:tr>
     </w:tbl>
     <w:p>
       <w:pPr>
@@ -1693,6 +1647,17 @@
           <w:lang w:val="it-IT"/>
         </w:rPr>
       </w:pPr>
+      <w:r>
+        <w:rPr>
+          <w:b/>
+          <w:bCs/>
+          <w:sz w:val="32"/>
+          <w:szCs w:val="32"/>
+          <w:u w:val="single"/>
+          <w:lang w:val="it-IT"/>
+        </w:rPr>
+        <w:t>=============</w:t>
+      </w:r>
     </w:p>
     <w:p>
       <w:pPr>

--- a/TS Jatai Ghanam Project/TS 1.4/TS 1.4 Jatai Tamil Corrections.docx
+++ b/TS Jatai Ghanam Project/TS 1.4/TS 1.4 Jatai Tamil Corrections.docx
@@ -1629,6 +1629,699 @@
                 <w:lang w:bidi="ta-IN"/>
               </w:rPr>
               <w:t xml:space="preserve">| </w:t>
+            </w:r>
+          </w:p>
+        </w:tc>
+      </w:tr>
+      <w:tr>
+        <w:trPr>
+          <w:trHeight w:val="1545"/>
+        </w:trPr>
+        <w:tc>
+          <w:tcPr>
+            <w:tcW w:w="6741" w:type="dxa"/>
+          </w:tcPr>
+          <w:p>
+            <w:pPr>
+              <w:autoSpaceDE w:val="0"/>
+              <w:autoSpaceDN w:val="0"/>
+              <w:adjustRightInd w:val="0"/>
+              <w:rPr>
+                <w:rFonts w:ascii="Latha" w:hAnsi="Latha" w:cs="Latha"/>
+                <w:szCs w:val="28"/>
+                <w:lang w:bidi="ta-IN"/>
+              </w:rPr>
+            </w:pPr>
+            <w:r>
+              <w:rPr>
+                <w:rFonts w:cs="Latha"/>
+                <w:b/>
+                <w:bCs/>
+                <w:szCs w:val="28"/>
+                <w:cs/>
+                <w:lang w:bidi="ta-IN"/>
+              </w:rPr>
+              <w:t>40</w:t>
+            </w:r>
+            <w:r>
+              <w:rPr>
+                <w:rFonts w:cs="Latha"/>
+                <w:b/>
+                <w:bCs/>
+                <w:szCs w:val="28"/>
+                <w:lang w:bidi="ta-IN"/>
+              </w:rPr>
+              <w:t>)</w:t>
+            </w:r>
+            <w:r>
+              <w:rPr>
+                <w:rFonts w:ascii="Latha" w:hAnsi="Latha" w:cs="Latha"/>
+                <w:szCs w:val="28"/>
+                <w:lang w:bidi="ta-IN"/>
+              </w:rPr>
+              <w:tab/>
+            </w:r>
+            <w:r>
+              <w:rPr>
+                <w:rFonts w:cs="Latha"/>
+                <w:b/>
+                <w:bCs/>
+                <w:szCs w:val="28"/>
+                <w:cs/>
+                <w:lang w:bidi="ta-IN"/>
+              </w:rPr>
+              <w:t>1</w:t>
+            </w:r>
+            <w:r>
+              <w:rPr>
+                <w:rFonts w:cs="Latha"/>
+                <w:b/>
+                <w:bCs/>
+                <w:szCs w:val="28"/>
+                <w:lang w:bidi="ta-IN"/>
+              </w:rPr>
+              <w:t>.</w:t>
+            </w:r>
+            <w:r>
+              <w:rPr>
+                <w:rFonts w:cs="Latha"/>
+                <w:b/>
+                <w:bCs/>
+                <w:szCs w:val="28"/>
+                <w:cs/>
+                <w:lang w:bidi="ta-IN"/>
+              </w:rPr>
+              <w:t>4.</w:t>
+            </w:r>
+            <w:r>
+              <w:rPr>
+                <w:rFonts w:cs="Latha"/>
+                <w:b/>
+                <w:bCs/>
+                <w:szCs w:val="28"/>
+                <w:cs/>
+                <w:lang w:bidi="ta-IN"/>
+              </w:rPr>
+              <w:t>46</w:t>
+            </w:r>
+            <w:r>
+              <w:rPr>
+                <w:rFonts w:cs="Latha"/>
+                <w:b/>
+                <w:bCs/>
+                <w:szCs w:val="28"/>
+                <w:lang w:bidi="ta-IN"/>
+              </w:rPr>
+              <w:t>.3</w:t>
+            </w:r>
+            <w:r>
+              <w:rPr>
+                <w:rFonts w:cs="Latha"/>
+                <w:b/>
+                <w:bCs/>
+                <w:szCs w:val="28"/>
+                <w:lang w:bidi="ta-IN"/>
+              </w:rPr>
+              <w:t>(</w:t>
+            </w:r>
+            <w:r>
+              <w:rPr>
+                <w:rFonts w:cs="Latha"/>
+                <w:b/>
+                <w:bCs/>
+                <w:szCs w:val="28"/>
+                <w:cs/>
+                <w:lang w:bidi="ta-IN"/>
+              </w:rPr>
+              <w:t>38</w:t>
+            </w:r>
+            <w:r>
+              <w:rPr>
+                <w:rFonts w:cs="Latha"/>
+                <w:b/>
+                <w:bCs/>
+                <w:szCs w:val="28"/>
+                <w:lang w:bidi="ta-IN"/>
+              </w:rPr>
+              <w:t>)</w:t>
+            </w:r>
+            <w:r>
+              <w:rPr>
+                <w:rFonts w:ascii="Latha" w:hAnsi="Latha" w:cs="Latha"/>
+                <w:szCs w:val="28"/>
+                <w:lang w:bidi="ta-IN"/>
+              </w:rPr>
+              <w:t xml:space="preserve">-  </w:t>
+            </w:r>
+            <w:r>
+              <w:rPr>
+                <w:rFonts w:ascii="Latha" w:hAnsi="Latha" w:cs="Latha"/>
+                <w:szCs w:val="28"/>
+                <w:cs/>
+                <w:lang w:bidi="ta-IN"/>
+              </w:rPr>
+              <w:t>வாஜ</w:t>
+            </w:r>
+            <w:r>
+              <w:rPr>
+                <w:rFonts w:ascii="BRH Tamil Tab Extra" w:hAnsi="BRH Tamil Tab Extra" w:cs="Latha"/>
+                <w:b/>
+                <w:bCs/>
+                <w:sz w:val="32"/>
+                <w:szCs w:val="28"/>
+                <w:lang w:bidi="ta-IN"/>
+              </w:rPr>
+              <w:t>†</w:t>
+            </w:r>
+            <w:r>
+              <w:rPr>
+                <w:rFonts w:ascii="Latha" w:hAnsi="Latha" w:cs="Latha"/>
+                <w:szCs w:val="28"/>
+                <w:cs/>
+                <w:lang w:bidi="ta-IN"/>
+              </w:rPr>
+              <w:t xml:space="preserve">ஸாதௌ </w:t>
+            </w:r>
+            <w:r>
+              <w:rPr>
+                <w:rFonts w:ascii="Latha" w:hAnsi="Latha" w:cs="Latha"/>
+                <w:szCs w:val="28"/>
+                <w:lang w:bidi="ta-IN"/>
+              </w:rPr>
+              <w:t>||</w:t>
+            </w:r>
+          </w:p>
+          <w:p>
+            <w:pPr>
+              <w:autoSpaceDE w:val="0"/>
+              <w:autoSpaceDN w:val="0"/>
+              <w:adjustRightInd w:val="0"/>
+              <w:rPr>
+                <w:rFonts w:cs="Latha"/>
+                <w:b/>
+                <w:bCs/>
+                <w:szCs w:val="28"/>
+                <w:cs/>
+                <w:lang w:bidi="ta-IN"/>
+              </w:rPr>
+            </w:pPr>
+            <w:r>
+              <w:rPr>
+                <w:rFonts w:ascii="Latha" w:hAnsi="Latha" w:cs="Latha"/>
+                <w:szCs w:val="28"/>
+                <w:cs/>
+                <w:lang w:bidi="ta-IN"/>
+              </w:rPr>
+              <w:t>வாஜ</w:t>
+            </w:r>
+            <w:r>
+              <w:rPr>
+                <w:rFonts w:ascii="BRH Tamil Tab Extra" w:hAnsi="BRH Tamil Tab Extra" w:cs="Latha"/>
+                <w:b/>
+                <w:bCs/>
+                <w:sz w:val="32"/>
+                <w:szCs w:val="28"/>
+                <w:lang w:bidi="ta-IN"/>
+              </w:rPr>
+              <w:t>†</w:t>
+            </w:r>
+            <w:r>
+              <w:rPr>
+                <w:rFonts w:ascii="Latha" w:hAnsi="Latha" w:cs="Latha"/>
+                <w:szCs w:val="28"/>
+                <w:cs/>
+                <w:lang w:bidi="ta-IN"/>
+              </w:rPr>
+              <w:t>ஸா</w:t>
+            </w:r>
+            <w:r>
+              <w:rPr>
+                <w:rFonts w:ascii="Latha" w:hAnsi="Latha" w:cs="Latha"/>
+                <w:szCs w:val="28"/>
+                <w:highlight w:val="yellow"/>
+                <w:cs/>
+                <w:lang w:bidi="ta-IN"/>
+              </w:rPr>
+              <w:t>த</w:t>
+            </w:r>
+            <w:r>
+              <w:rPr>
+                <w:rFonts w:ascii="BRH Tamil Tab Extra" w:hAnsi="BRH Tamil Tab Extra" w:cs="Latha"/>
+                <w:b/>
+                <w:bCs/>
+                <w:sz w:val="32"/>
+                <w:szCs w:val="28"/>
+                <w:lang w:bidi="ta-IN"/>
+              </w:rPr>
+              <w:t>…</w:t>
+            </w:r>
+            <w:r>
+              <w:rPr>
+                <w:rFonts w:ascii="Latha" w:hAnsi="Latha" w:cs="Latha"/>
+                <w:szCs w:val="28"/>
+                <w:cs/>
+                <w:lang w:bidi="ta-IN"/>
+              </w:rPr>
+              <w:t>விதி</w:t>
+            </w:r>
+            <w:r>
+              <w:rPr>
+                <w:rFonts w:ascii="BRH Tamil Tab Extra" w:hAnsi="BRH Tamil Tab Extra" w:cs="Latha"/>
+                <w:b/>
+                <w:bCs/>
+                <w:sz w:val="32"/>
+                <w:szCs w:val="28"/>
+                <w:lang w:bidi="ta-IN"/>
+              </w:rPr>
+              <w:t>…</w:t>
+            </w:r>
+            <w:r>
+              <w:rPr>
+                <w:rFonts w:ascii="Latha" w:hAnsi="Latha" w:cs="Latha"/>
+                <w:szCs w:val="28"/>
+                <w:lang w:bidi="ta-IN"/>
+              </w:rPr>
+              <w:t xml:space="preserve"> </w:t>
+            </w:r>
+            <w:r>
+              <w:rPr>
+                <w:rFonts w:ascii="Latha" w:hAnsi="Latha" w:cs="Latha"/>
+                <w:szCs w:val="28"/>
+                <w:cs/>
+                <w:lang w:bidi="ta-IN"/>
+              </w:rPr>
+              <w:t>வாஜ</w:t>
+            </w:r>
+            <w:r>
+              <w:rPr>
+                <w:rFonts w:ascii="BRH Tamil Tab Extra" w:hAnsi="BRH Tamil Tab Extra" w:cs="Latha"/>
+                <w:b/>
+                <w:bCs/>
+                <w:sz w:val="32"/>
+                <w:szCs w:val="28"/>
+                <w:lang w:bidi="ta-IN"/>
+              </w:rPr>
+              <w:t>†</w:t>
+            </w:r>
+            <w:r>
+              <w:rPr>
+                <w:rFonts w:ascii="Latha" w:hAnsi="Latha" w:cs="Latha"/>
+                <w:szCs w:val="28"/>
+                <w:lang w:bidi="ta-IN"/>
+              </w:rPr>
+              <w:t xml:space="preserve"> - </w:t>
+            </w:r>
+            <w:r>
+              <w:rPr>
+                <w:rFonts w:ascii="Latha" w:hAnsi="Latha" w:cs="Latha"/>
+                <w:szCs w:val="28"/>
+                <w:cs/>
+                <w:lang w:bidi="ta-IN"/>
+              </w:rPr>
+              <w:t>ஸா</w:t>
+            </w:r>
+            <w:r>
+              <w:rPr>
+                <w:rFonts w:ascii="BRH Tamil Tab Extra" w:hAnsi="BRH Tamil Tab Extra" w:cs="Latha"/>
+                <w:b/>
+                <w:bCs/>
+                <w:sz w:val="32"/>
+                <w:szCs w:val="28"/>
+                <w:lang w:bidi="ta-IN"/>
+              </w:rPr>
+              <w:t>…</w:t>
+            </w:r>
+            <w:r>
+              <w:rPr>
+                <w:rFonts w:ascii="Latha" w:hAnsi="Latha" w:cs="Latha"/>
+                <w:szCs w:val="28"/>
+                <w:cs/>
+                <w:lang w:bidi="ta-IN"/>
+              </w:rPr>
+              <w:t>தௌ</w:t>
+            </w:r>
+            <w:r>
+              <w:rPr>
+                <w:rFonts w:ascii="BRH Tamil Tab Extra" w:hAnsi="BRH Tamil Tab Extra" w:cs="Latha"/>
+                <w:b/>
+                <w:bCs/>
+                <w:sz w:val="32"/>
+                <w:szCs w:val="28"/>
+                <w:lang w:bidi="ta-IN"/>
+              </w:rPr>
+              <w:t>…</w:t>
+            </w:r>
+            <w:r>
+              <w:rPr>
+                <w:rFonts w:ascii="Latha" w:hAnsi="Latha" w:cs="Latha"/>
+                <w:szCs w:val="28"/>
+                <w:lang w:bidi="ta-IN"/>
+              </w:rPr>
+              <w:t xml:space="preserve"> |</w:t>
+            </w:r>
+          </w:p>
+        </w:tc>
+        <w:tc>
+          <w:tcPr>
+            <w:tcW w:w="7655" w:type="dxa"/>
+          </w:tcPr>
+          <w:p>
+            <w:pPr>
+              <w:autoSpaceDE w:val="0"/>
+              <w:autoSpaceDN w:val="0"/>
+              <w:adjustRightInd w:val="0"/>
+              <w:rPr>
+                <w:rFonts w:ascii="Latha" w:hAnsi="Latha" w:cs="Latha"/>
+                <w:szCs w:val="28"/>
+                <w:lang w:bidi="ta-IN"/>
+              </w:rPr>
+            </w:pPr>
+            <w:r>
+              <w:rPr>
+                <w:rFonts w:cs="Latha"/>
+                <w:b/>
+                <w:bCs/>
+                <w:szCs w:val="28"/>
+                <w:cs/>
+                <w:lang w:bidi="ta-IN"/>
+              </w:rPr>
+              <w:t>40</w:t>
+            </w:r>
+            <w:r>
+              <w:rPr>
+                <w:rFonts w:cs="Latha"/>
+                <w:b/>
+                <w:bCs/>
+                <w:szCs w:val="28"/>
+                <w:lang w:bidi="ta-IN"/>
+              </w:rPr>
+              <w:t>)</w:t>
+            </w:r>
+            <w:r>
+              <w:rPr>
+                <w:rFonts w:ascii="Latha" w:hAnsi="Latha" w:cs="Latha"/>
+                <w:szCs w:val="28"/>
+                <w:lang w:bidi="ta-IN"/>
+              </w:rPr>
+              <w:tab/>
+            </w:r>
+            <w:r>
+              <w:rPr>
+                <w:rFonts w:cs="Latha"/>
+                <w:b/>
+                <w:bCs/>
+                <w:szCs w:val="28"/>
+                <w:cs/>
+                <w:lang w:bidi="ta-IN"/>
+              </w:rPr>
+              <w:t>1</w:t>
+            </w:r>
+            <w:r>
+              <w:rPr>
+                <w:rFonts w:cs="Latha"/>
+                <w:b/>
+                <w:bCs/>
+                <w:szCs w:val="28"/>
+                <w:lang w:bidi="ta-IN"/>
+              </w:rPr>
+              <w:t>.</w:t>
+            </w:r>
+            <w:r>
+              <w:rPr>
+                <w:rFonts w:cs="Latha"/>
+                <w:b/>
+                <w:bCs/>
+                <w:szCs w:val="28"/>
+                <w:cs/>
+                <w:lang w:bidi="ta-IN"/>
+              </w:rPr>
+              <w:t>4.</w:t>
+            </w:r>
+            <w:r>
+              <w:rPr>
+                <w:rFonts w:cs="Latha"/>
+                <w:b/>
+                <w:bCs/>
+                <w:szCs w:val="28"/>
+                <w:cs/>
+                <w:lang w:bidi="ta-IN"/>
+              </w:rPr>
+              <w:t>46</w:t>
+            </w:r>
+            <w:r>
+              <w:rPr>
+                <w:rFonts w:cs="Latha"/>
+                <w:b/>
+                <w:bCs/>
+                <w:szCs w:val="28"/>
+                <w:lang w:bidi="ta-IN"/>
+              </w:rPr>
+              <w:t>.3</w:t>
+            </w:r>
+            <w:r>
+              <w:rPr>
+                <w:rFonts w:cs="Latha"/>
+                <w:b/>
+                <w:bCs/>
+                <w:szCs w:val="28"/>
+                <w:lang w:bidi="ta-IN"/>
+              </w:rPr>
+              <w:t>(</w:t>
+            </w:r>
+            <w:r>
+              <w:rPr>
+                <w:rFonts w:cs="Latha"/>
+                <w:b/>
+                <w:bCs/>
+                <w:szCs w:val="28"/>
+                <w:cs/>
+                <w:lang w:bidi="ta-IN"/>
+              </w:rPr>
+              <w:t>38</w:t>
+            </w:r>
+            <w:r>
+              <w:rPr>
+                <w:rFonts w:cs="Latha"/>
+                <w:b/>
+                <w:bCs/>
+                <w:szCs w:val="28"/>
+                <w:lang w:bidi="ta-IN"/>
+              </w:rPr>
+              <w:t>)</w:t>
+            </w:r>
+            <w:r>
+              <w:rPr>
+                <w:rFonts w:ascii="Latha" w:hAnsi="Latha" w:cs="Latha"/>
+                <w:szCs w:val="28"/>
+                <w:lang w:bidi="ta-IN"/>
+              </w:rPr>
+              <w:t xml:space="preserve">-  </w:t>
+            </w:r>
+            <w:r>
+              <w:rPr>
+                <w:rFonts w:ascii="Latha" w:hAnsi="Latha" w:cs="Latha"/>
+                <w:szCs w:val="28"/>
+                <w:cs/>
+                <w:lang w:bidi="ta-IN"/>
+              </w:rPr>
+              <w:t>வாஜ</w:t>
+            </w:r>
+            <w:r>
+              <w:rPr>
+                <w:rFonts w:ascii="BRH Tamil Tab Extra" w:hAnsi="BRH Tamil Tab Extra" w:cs="Latha"/>
+                <w:b/>
+                <w:bCs/>
+                <w:sz w:val="32"/>
+                <w:szCs w:val="28"/>
+                <w:lang w:bidi="ta-IN"/>
+              </w:rPr>
+              <w:t>†</w:t>
+            </w:r>
+            <w:r>
+              <w:rPr>
+                <w:rFonts w:ascii="Latha" w:hAnsi="Latha" w:cs="Latha"/>
+                <w:szCs w:val="28"/>
+                <w:cs/>
+                <w:lang w:bidi="ta-IN"/>
+              </w:rPr>
+              <w:t xml:space="preserve">ஸாதௌ </w:t>
+            </w:r>
+            <w:r>
+              <w:rPr>
+                <w:rFonts w:ascii="Latha" w:hAnsi="Latha" w:cs="Latha"/>
+                <w:szCs w:val="28"/>
+                <w:lang w:bidi="ta-IN"/>
+              </w:rPr>
+              <w:t>||</w:t>
+            </w:r>
+          </w:p>
+          <w:p>
+            <w:pPr>
+              <w:autoSpaceDE w:val="0"/>
+              <w:autoSpaceDN w:val="0"/>
+              <w:adjustRightInd w:val="0"/>
+              <w:rPr>
+                <w:rFonts w:cs="Latha"/>
+                <w:b/>
+                <w:bCs/>
+                <w:szCs w:val="28"/>
+                <w:cs/>
+                <w:lang w:bidi="ta-IN"/>
+              </w:rPr>
+            </w:pPr>
+            <w:r>
+              <w:rPr>
+                <w:rFonts w:ascii="Latha" w:hAnsi="Latha" w:cs="Latha"/>
+                <w:szCs w:val="28"/>
+                <w:cs/>
+                <w:lang w:bidi="ta-IN"/>
+              </w:rPr>
+              <w:t>வாஜ</w:t>
+            </w:r>
+            <w:r>
+              <w:rPr>
+                <w:rFonts w:ascii="BRH Tamil Tab Extra" w:hAnsi="BRH Tamil Tab Extra" w:cs="Latha"/>
+                <w:b/>
+                <w:bCs/>
+                <w:sz w:val="32"/>
+                <w:szCs w:val="28"/>
+                <w:lang w:bidi="ta-IN"/>
+              </w:rPr>
+              <w:t>†</w:t>
+            </w:r>
+            <w:r>
+              <w:rPr>
+                <w:rFonts w:ascii="Latha" w:hAnsi="Latha" w:cs="Latha"/>
+                <w:szCs w:val="28"/>
+                <w:cs/>
+                <w:lang w:bidi="ta-IN"/>
+              </w:rPr>
+              <w:t>ஸா</w:t>
+            </w:r>
+            <w:r>
+              <w:rPr>
+                <w:rFonts w:ascii="Latha" w:hAnsi="Latha" w:cs="Latha"/>
+                <w:szCs w:val="28"/>
+                <w:highlight w:val="green"/>
+                <w:cs/>
+                <w:lang w:bidi="ta-IN"/>
+              </w:rPr>
+              <w:t>தா</w:t>
+            </w:r>
+            <w:r>
+              <w:rPr>
+                <w:rFonts w:ascii="BRH Tamil Tab Extra" w:hAnsi="BRH Tamil Tab Extra" w:cs="Latha"/>
+                <w:b/>
+                <w:bCs/>
+                <w:sz w:val="32"/>
+                <w:szCs w:val="28"/>
+                <w:lang w:bidi="ta-IN"/>
+              </w:rPr>
+              <w:t>…</w:t>
+            </w:r>
+            <w:r>
+              <w:rPr>
+                <w:rFonts w:ascii="Latha" w:hAnsi="Latha" w:cs="Latha"/>
+                <w:szCs w:val="28"/>
+                <w:cs/>
+                <w:lang w:bidi="ta-IN"/>
+              </w:rPr>
+              <w:t>விதி</w:t>
+            </w:r>
+            <w:r>
+              <w:rPr>
+                <w:rFonts w:ascii="BRH Tamil Tab Extra" w:hAnsi="BRH Tamil Tab Extra" w:cs="Latha"/>
+                <w:b/>
+                <w:bCs/>
+                <w:sz w:val="32"/>
+                <w:szCs w:val="28"/>
+                <w:lang w:bidi="ta-IN"/>
+              </w:rPr>
+              <w:t>…</w:t>
+            </w:r>
+            <w:r>
+              <w:rPr>
+                <w:rFonts w:ascii="Latha" w:hAnsi="Latha" w:cs="Latha"/>
+                <w:szCs w:val="28"/>
+                <w:lang w:bidi="ta-IN"/>
+              </w:rPr>
+              <w:t xml:space="preserve"> </w:t>
+            </w:r>
+            <w:r>
+              <w:rPr>
+                <w:rFonts w:ascii="Latha" w:hAnsi="Latha" w:cs="Latha"/>
+                <w:szCs w:val="28"/>
+                <w:cs/>
+                <w:lang w:bidi="ta-IN"/>
+              </w:rPr>
+              <w:t>வாஜ</w:t>
+            </w:r>
+            <w:r>
+              <w:rPr>
+                <w:rFonts w:ascii="BRH Tamil Tab Extra" w:hAnsi="BRH Tamil Tab Extra" w:cs="Latha"/>
+                <w:b/>
+                <w:bCs/>
+                <w:sz w:val="32"/>
+                <w:szCs w:val="28"/>
+                <w:lang w:bidi="ta-IN"/>
+              </w:rPr>
+              <w:t>†</w:t>
+            </w:r>
+            <w:r>
+              <w:rPr>
+                <w:rFonts w:ascii="Latha" w:hAnsi="Latha" w:cs="Latha"/>
+                <w:szCs w:val="28"/>
+                <w:lang w:bidi="ta-IN"/>
+              </w:rPr>
+              <w:t xml:space="preserve"> - </w:t>
+            </w:r>
+            <w:r>
+              <w:rPr>
+                <w:rFonts w:ascii="Latha" w:hAnsi="Latha" w:cs="Latha"/>
+                <w:szCs w:val="28"/>
+                <w:cs/>
+                <w:lang w:bidi="ta-IN"/>
+              </w:rPr>
+              <w:t>ஸா</w:t>
+            </w:r>
+            <w:r>
+              <w:rPr>
+                <w:rFonts w:ascii="BRH Tamil Tab Extra" w:hAnsi="BRH Tamil Tab Extra" w:cs="Latha"/>
+                <w:b/>
+                <w:bCs/>
+                <w:sz w:val="32"/>
+                <w:szCs w:val="28"/>
+                <w:lang w:bidi="ta-IN"/>
+              </w:rPr>
+              <w:t>…</w:t>
+            </w:r>
+            <w:r>
+              <w:rPr>
+                <w:rFonts w:ascii="Latha" w:hAnsi="Latha" w:cs="Latha"/>
+                <w:szCs w:val="28"/>
+                <w:cs/>
+                <w:lang w:bidi="ta-IN"/>
+              </w:rPr>
+              <w:t>தௌ</w:t>
+            </w:r>
+            <w:r>
+              <w:rPr>
+                <w:rFonts w:ascii="BRH Tamil Tab Extra" w:hAnsi="BRH Tamil Tab Extra" w:cs="Latha"/>
+                <w:b/>
+                <w:bCs/>
+                <w:sz w:val="32"/>
+                <w:szCs w:val="28"/>
+                <w:lang w:bidi="ta-IN"/>
+              </w:rPr>
+              <w:t>…</w:t>
+            </w:r>
+            <w:r>
+              <w:rPr>
+                <w:rFonts w:ascii="Latha" w:hAnsi="Latha" w:cs="Latha"/>
+                <w:szCs w:val="28"/>
+                <w:lang w:bidi="ta-IN"/>
+              </w:rPr>
+              <w:t xml:space="preserve"> |</w:t>
             </w:r>
           </w:p>
         </w:tc>
@@ -9025,7 +9718,27 @@
                 <w:szCs w:val="40"/>
                 <w:lang w:val="en-IN"/>
               </w:rPr>
-              <w:t>(it is deergham)</w:t>
+              <w:t xml:space="preserve">(it is </w:t>
+            </w:r>
+            <w:proofErr w:type="spellStart"/>
+            <w:r>
+              <w:rPr>
+                <w:rFonts w:cs="Arial"/>
+                <w:sz w:val="32"/>
+                <w:szCs w:val="40"/>
+                <w:lang w:val="en-IN"/>
+              </w:rPr>
+              <w:t>deergham</w:t>
+            </w:r>
+            <w:proofErr w:type="spellEnd"/>
+            <w:r>
+              <w:rPr>
+                <w:rFonts w:cs="Arial"/>
+                <w:sz w:val="32"/>
+                <w:szCs w:val="40"/>
+                <w:lang w:val="en-IN"/>
+              </w:rPr>
+              <w:t>)</w:t>
             </w:r>
           </w:p>
         </w:tc>
@@ -13982,7 +14695,17 @@
                 <w:sz w:val="32"/>
                 <w:szCs w:val="32"/>
               </w:rPr>
-              <w:t xml:space="preserve">)-  </w:t>
+              <w:t>)</w:t>
+            </w:r>
+            <w:proofErr w:type="gramStart"/>
+            <w:r>
+              <w:rPr>
+                <w:rFonts w:ascii="BRH Devanagari Extra" w:hAnsi="BRH Devanagari Extra" w:cs="BRH Devanagari Extra"/>
+                <w:color w:val="000000"/>
+                <w:sz w:val="32"/>
+                <w:szCs w:val="32"/>
+              </w:rPr>
+              <w:t xml:space="preserve">-  </w:t>
             </w:r>
             <w:r>
               <w:rPr>
@@ -13993,6 +14716,7 @@
               </w:rPr>
               <w:t>ஸ</w:t>
             </w:r>
+            <w:proofErr w:type="gramEnd"/>
             <w:r>
               <w:rPr>
                 <w:rFonts w:ascii="BRH Tamil Tab Extra" w:hAnsi="BRH Tamil Tab Extra" w:cs="Latha"/>
@@ -17214,6 +17938,7 @@
               </w:rPr>
               <w:t>)</w:t>
             </w:r>
+            <w:proofErr w:type="gramStart"/>
             <w:r>
               <w:rPr>
                 <w:rFonts w:ascii="Latha" w:hAnsi="Latha" w:cs="Latha"/>
@@ -17241,17 +17966,19 @@
               </w:rPr>
               <w:t>த்னீ</w:t>
             </w:r>
-            <w:r>
-              <w:rPr>
-                <w:rFonts w:ascii="BRH Tamil Tab Extra" w:hAnsi="BRH Tamil Tab Extra" w:cs="Latha"/>
-                <w:b/>
-                <w:bCs/>
-                <w:sz w:val="32"/>
-                <w:szCs w:val="28"/>
-                <w:lang w:bidi="ta-IN"/>
-              </w:rPr>
-              <w:t>…</w:t>
-            </w:r>
+            <w:proofErr w:type="gramEnd"/>
+            <w:r>
+              <w:rPr>
+                <w:rFonts w:ascii="BRH Tamil Tab Extra" w:hAnsi="BRH Tamil Tab Extra" w:cs="Latha"/>
+                <w:b/>
+                <w:bCs/>
+                <w:sz w:val="32"/>
+                <w:szCs w:val="28"/>
+                <w:lang w:bidi="ta-IN"/>
+              </w:rPr>
+              <w:t>…</w:t>
+            </w:r>
+            <w:proofErr w:type="gramStart"/>
             <w:r>
               <w:rPr>
                 <w:rFonts w:ascii="Latha" w:hAnsi="Latha" w:cs="Latha"/>
@@ -17271,6 +17998,7 @@
               </w:rPr>
               <w:t>(</w:t>
             </w:r>
+            <w:proofErr w:type="gramEnd"/>
             <w:r>
               <w:rPr>
                 <w:rFonts w:cs="Latha"/>
@@ -19224,6 +19952,7 @@
                 <w:cs/>
                 <w:lang w:bidi="ta-IN"/>
               </w:rPr>
+              <w:lastRenderedPageBreak/>
               <w:t>ஹா</w:t>
             </w:r>
             <w:r>
@@ -19535,6 +20264,7 @@
                 <w:cs/>
                 <w:lang w:bidi="ta-IN"/>
               </w:rPr>
+              <w:lastRenderedPageBreak/>
               <w:t>8</w:t>
             </w:r>
             <w:r>

--- a/TS Jatai Ghanam Project/TS 1.4/TS 1.4 Jatai Tamil Corrections.docx
+++ b/TS Jatai Ghanam Project/TS 1.4/TS 1.4 Jatai Tamil Corrections.docx
@@ -62,16 +62,14 @@
         <w:rPr>
           <w:b/>
           <w:bCs/>
-          <w:sz w:val="28"/>
-          <w:szCs w:val="32"/>
+          <w:szCs w:val="24"/>
         </w:rPr>
       </w:pPr>
       <w:r>
         <w:rPr>
           <w:b/>
           <w:bCs/>
-          <w:sz w:val="28"/>
-          <w:szCs w:val="32"/>
+          <w:szCs w:val="24"/>
         </w:rPr>
         <w:t>(ignore those which are already incorporated in your book’s version and date)</w:t>
       </w:r>
@@ -2376,6 +2374,104 @@
           <w:sz w:val="32"/>
           <w:szCs w:val="32"/>
           <w:u w:val="single"/>
+          <w:lang w:val="it-IT"/>
+        </w:rPr>
+      </w:pPr>
+    </w:p>
+    <w:p>
+      <w:pPr>
+        <w:spacing w:before="0" w:line="240" w:lineRule="auto"/>
+        <w:jc w:val="center"/>
+        <w:rPr>
+          <w:b/>
+          <w:bCs/>
+          <w:sz w:val="32"/>
+          <w:szCs w:val="32"/>
+          <w:u w:val="single"/>
+          <w:lang w:val="it-IT"/>
+        </w:rPr>
+      </w:pPr>
+    </w:p>
+    <w:p>
+      <w:pPr>
+        <w:spacing w:before="0" w:line="240" w:lineRule="auto"/>
+        <w:jc w:val="center"/>
+        <w:rPr>
+          <w:b/>
+          <w:bCs/>
+          <w:sz w:val="32"/>
+          <w:szCs w:val="32"/>
+          <w:u w:val="single"/>
+          <w:lang w:val="it-IT"/>
+        </w:rPr>
+      </w:pPr>
+    </w:p>
+    <w:p>
+      <w:pPr>
+        <w:spacing w:before="0" w:line="240" w:lineRule="auto"/>
+        <w:jc w:val="center"/>
+        <w:rPr>
+          <w:b/>
+          <w:bCs/>
+          <w:sz w:val="32"/>
+          <w:szCs w:val="32"/>
+          <w:u w:val="single"/>
+          <w:lang w:val="it-IT"/>
+        </w:rPr>
+      </w:pPr>
+    </w:p>
+    <w:p>
+      <w:pPr>
+        <w:spacing w:before="0" w:line="240" w:lineRule="auto"/>
+        <w:jc w:val="center"/>
+        <w:rPr>
+          <w:b/>
+          <w:bCs/>
+          <w:sz w:val="32"/>
+          <w:szCs w:val="32"/>
+          <w:u w:val="single"/>
+          <w:lang w:val="it-IT"/>
+        </w:rPr>
+      </w:pPr>
+    </w:p>
+    <w:p>
+      <w:pPr>
+        <w:spacing w:before="0" w:line="240" w:lineRule="auto"/>
+        <w:jc w:val="center"/>
+        <w:rPr>
+          <w:b/>
+          <w:bCs/>
+          <w:sz w:val="32"/>
+          <w:szCs w:val="32"/>
+          <w:u w:val="single"/>
+          <w:lang w:val="it-IT"/>
+        </w:rPr>
+      </w:pPr>
+    </w:p>
+    <w:p>
+      <w:pPr>
+        <w:spacing w:before="0" w:line="240" w:lineRule="auto"/>
+        <w:jc w:val="center"/>
+        <w:rPr>
+          <w:b/>
+          <w:bCs/>
+          <w:sz w:val="32"/>
+          <w:szCs w:val="32"/>
+          <w:u w:val="single"/>
+          <w:lang w:val="it-IT"/>
+        </w:rPr>
+      </w:pPr>
+    </w:p>
+    <w:p>
+      <w:pPr>
+        <w:spacing w:before="0" w:line="240" w:lineRule="auto"/>
+        <w:jc w:val="center"/>
+        <w:rPr>
+          <w:b/>
+          <w:bCs/>
+          <w:sz w:val="32"/>
+          <w:szCs w:val="32"/>
+          <w:u w:val="single"/>
         </w:rPr>
       </w:pPr>
       <w:r>
@@ -2386,6 +2482,7 @@
           <w:szCs w:val="32"/>
           <w:u w:val="single"/>
         </w:rPr>
+        <w:lastRenderedPageBreak/>
         <w:t xml:space="preserve">TS </w:t>
       </w:r>
       <w:r>
@@ -2615,7 +2712,6 @@
                 <w:cs/>
                 <w:lang w:bidi="ta-IN"/>
               </w:rPr>
-              <w:lastRenderedPageBreak/>
               <w:t>40</w:t>
             </w:r>
             <w:r>
@@ -5987,6 +6083,7 @@
                 <w:cs/>
                 <w:lang w:bidi="ta-IN"/>
               </w:rPr>
+              <w:lastRenderedPageBreak/>
               <w:t>34</w:t>
             </w:r>
             <w:r>
@@ -6914,7 +7011,6 @@
                 <w:cs/>
                 <w:lang w:bidi="ta-IN"/>
               </w:rPr>
-              <w:lastRenderedPageBreak/>
               <w:t>48</w:t>
             </w:r>
             <w:r>
@@ -9771,6 +9867,7 @@
                 <w:cs/>
                 <w:lang w:bidi="ta-IN"/>
               </w:rPr>
+              <w:lastRenderedPageBreak/>
               <w:t>55</w:t>
             </w:r>
             <w:r>
@@ -10975,7 +11072,6 @@
                 <w:cs/>
                 <w:lang w:bidi="ta-IN"/>
               </w:rPr>
-              <w:lastRenderedPageBreak/>
               <w:t>57</w:t>
             </w:r>
             <w:r>
@@ -11351,7 +11447,6 @@
                 <w:cs/>
                 <w:lang w:bidi="ta-IN"/>
               </w:rPr>
-              <w:lastRenderedPageBreak/>
               <w:t>55</w:t>
             </w:r>
             <w:r>
@@ -12586,7 +12681,6 @@
                 <w:cs/>
                 <w:lang w:bidi="ta-IN"/>
               </w:rPr>
-              <w:lastRenderedPageBreak/>
               <w:t>57</w:t>
             </w:r>
             <w:r>
@@ -12965,7 +13059,6 @@
                 <w:cs/>
                 <w:lang w:bidi="ta-IN"/>
               </w:rPr>
-              <w:lastRenderedPageBreak/>
               <w:t>64)</w:t>
             </w:r>
             <w:r>
@@ -14237,6 +14330,7 @@
                 <w:color w:val="000000"/>
                 <w:szCs w:val="32"/>
               </w:rPr>
+              <w:lastRenderedPageBreak/>
               <w:t>16</w:t>
             </w:r>
             <w:r>
@@ -14260,6 +14354,8 @@
             <w:r>
               <w:rPr>
                 <w:rFonts w:cs="BRH Devanagari Extra"/>
+                <w:b/>
+                <w:bCs/>
                 <w:color w:val="000000"/>
                 <w:szCs w:val="32"/>
               </w:rPr>
@@ -14268,6 +14364,8 @@
             <w:r>
               <w:rPr>
                 <w:rFonts w:ascii="BRH Devanagari Extra" w:hAnsi="BRH Devanagari Extra" w:cs="BRH Devanagari Extra"/>
+                <w:b/>
+                <w:bCs/>
                 <w:color w:val="000000"/>
                 <w:sz w:val="32"/>
                 <w:szCs w:val="32"/>
@@ -14277,6 +14375,8 @@
             <w:r>
               <w:rPr>
                 <w:rFonts w:cs="BRH Devanagari Extra"/>
+                <w:b/>
+                <w:bCs/>
                 <w:color w:val="000000"/>
                 <w:szCs w:val="32"/>
               </w:rPr>
@@ -14285,6 +14385,8 @@
             <w:r>
               <w:rPr>
                 <w:rFonts w:ascii="BRH Devanagari Extra" w:hAnsi="BRH Devanagari Extra" w:cs="BRH Devanagari Extra"/>
+                <w:b/>
+                <w:bCs/>
                 <w:color w:val="000000"/>
                 <w:sz w:val="32"/>
                 <w:szCs w:val="32"/>
@@ -14294,6 +14396,8 @@
             <w:r>
               <w:rPr>
                 <w:rFonts w:cs="BRH Devanagari Extra"/>
+                <w:b/>
+                <w:bCs/>
                 <w:color w:val="000000"/>
                 <w:szCs w:val="32"/>
               </w:rPr>
@@ -14302,6 +14406,8 @@
             <w:r>
               <w:rPr>
                 <w:rFonts w:ascii="BRH Devanagari Extra" w:hAnsi="BRH Devanagari Extra" w:cs="BRH Devanagari Extra"/>
+                <w:b/>
+                <w:bCs/>
                 <w:color w:val="000000"/>
                 <w:sz w:val="32"/>
                 <w:szCs w:val="32"/>
@@ -14311,6 +14417,8 @@
             <w:r>
               <w:rPr>
                 <w:rFonts w:cs="BRH Devanagari Extra"/>
+                <w:b/>
+                <w:bCs/>
                 <w:color w:val="000000"/>
                 <w:szCs w:val="32"/>
               </w:rPr>
@@ -14319,6 +14427,8 @@
             <w:r>
               <w:rPr>
                 <w:rFonts w:ascii="BRH Devanagari Extra" w:hAnsi="BRH Devanagari Extra" w:cs="BRH Devanagari Extra"/>
+                <w:b/>
+                <w:bCs/>
                 <w:color w:val="000000"/>
                 <w:sz w:val="32"/>
                 <w:szCs w:val="32"/>
@@ -14328,6 +14438,8 @@
             <w:r>
               <w:rPr>
                 <w:rFonts w:cs="BRH Devanagari Extra"/>
+                <w:b/>
+                <w:bCs/>
                 <w:color w:val="000000"/>
                 <w:szCs w:val="32"/>
               </w:rPr>
@@ -14336,6 +14448,8 @@
             <w:r>
               <w:rPr>
                 <w:rFonts w:ascii="BRH Devanagari Extra" w:hAnsi="BRH Devanagari Extra" w:cs="BRH Devanagari Extra"/>
+                <w:b/>
+                <w:bCs/>
                 <w:color w:val="000000"/>
                 <w:sz w:val="32"/>
                 <w:szCs w:val="32"/>
@@ -14615,6 +14729,8 @@
             <w:r>
               <w:rPr>
                 <w:rFonts w:cs="BRH Devanagari Extra"/>
+                <w:b/>
+                <w:bCs/>
                 <w:color w:val="000000"/>
                 <w:szCs w:val="32"/>
               </w:rPr>
@@ -14623,6 +14739,8 @@
             <w:r>
               <w:rPr>
                 <w:rFonts w:ascii="BRH Devanagari Extra" w:hAnsi="BRH Devanagari Extra" w:cs="BRH Devanagari Extra"/>
+                <w:b/>
+                <w:bCs/>
                 <w:color w:val="000000"/>
                 <w:sz w:val="32"/>
                 <w:szCs w:val="32"/>
@@ -14632,6 +14750,8 @@
             <w:r>
               <w:rPr>
                 <w:rFonts w:cs="BRH Devanagari Extra"/>
+                <w:b/>
+                <w:bCs/>
                 <w:color w:val="000000"/>
                 <w:szCs w:val="32"/>
               </w:rPr>
@@ -14640,6 +14760,8 @@
             <w:r>
               <w:rPr>
                 <w:rFonts w:ascii="BRH Devanagari Extra" w:hAnsi="BRH Devanagari Extra" w:cs="BRH Devanagari Extra"/>
+                <w:b/>
+                <w:bCs/>
                 <w:color w:val="000000"/>
                 <w:sz w:val="32"/>
                 <w:szCs w:val="32"/>
@@ -14649,6 +14771,8 @@
             <w:r>
               <w:rPr>
                 <w:rFonts w:cs="BRH Devanagari Extra"/>
+                <w:b/>
+                <w:bCs/>
                 <w:color w:val="000000"/>
                 <w:szCs w:val="32"/>
               </w:rPr>
@@ -14657,6 +14781,8 @@
             <w:r>
               <w:rPr>
                 <w:rFonts w:ascii="BRH Devanagari Extra" w:hAnsi="BRH Devanagari Extra" w:cs="BRH Devanagari Extra"/>
+                <w:b/>
+                <w:bCs/>
                 <w:color w:val="000000"/>
                 <w:sz w:val="32"/>
                 <w:szCs w:val="32"/>
@@ -14666,6 +14792,8 @@
             <w:r>
               <w:rPr>
                 <w:rFonts w:cs="BRH Devanagari Extra"/>
+                <w:b/>
+                <w:bCs/>
                 <w:color w:val="000000"/>
                 <w:szCs w:val="32"/>
               </w:rPr>
@@ -14674,6 +14802,8 @@
             <w:r>
               <w:rPr>
                 <w:rFonts w:ascii="BRH Devanagari Extra" w:hAnsi="BRH Devanagari Extra" w:cs="BRH Devanagari Extra"/>
+                <w:b/>
+                <w:bCs/>
                 <w:color w:val="000000"/>
                 <w:sz w:val="32"/>
                 <w:szCs w:val="32"/>
@@ -14683,6 +14813,8 @@
             <w:r>
               <w:rPr>
                 <w:rFonts w:cs="BRH Devanagari Extra"/>
+                <w:b/>
+                <w:bCs/>
                 <w:color w:val="000000"/>
                 <w:szCs w:val="32"/>
               </w:rPr>
@@ -14691,6 +14823,8 @@
             <w:r>
               <w:rPr>
                 <w:rFonts w:ascii="BRH Devanagari Extra" w:hAnsi="BRH Devanagari Extra" w:cs="BRH Devanagari Extra"/>
+                <w:b/>
+                <w:bCs/>
                 <w:color w:val="000000"/>
                 <w:sz w:val="32"/>
                 <w:szCs w:val="32"/>
@@ -14698,6 +14832,17 @@
               <w:t>)</w:t>
             </w:r>
             <w:proofErr w:type="gramStart"/>
+            <w:r>
+              <w:rPr>
+                <w:rFonts w:ascii="BRH Devanagari Extra" w:hAnsi="BRH Devanagari Extra" w:cs="BRH Devanagari Extra"/>
+                <w:b/>
+                <w:bCs/>
+                <w:color w:val="000000"/>
+                <w:sz w:val="32"/>
+                <w:szCs w:val="32"/>
+              </w:rPr>
+              <w:t xml:space="preserve">- </w:t>
+            </w:r>
             <w:r>
               <w:rPr>
                 <w:rFonts w:ascii="BRH Devanagari Extra" w:hAnsi="BRH Devanagari Extra" w:cs="BRH Devanagari Extra"/>
@@ -14705,7 +14850,7 @@
                 <w:sz w:val="32"/>
                 <w:szCs w:val="32"/>
               </w:rPr>
-              <w:t xml:space="preserve">-  </w:t>
+              <w:t xml:space="preserve"> </w:t>
             </w:r>
             <w:r>
               <w:rPr>
@@ -14940,7 +15085,6 @@
                 <w:cs/>
                 <w:lang w:bidi="ta-IN"/>
               </w:rPr>
-              <w:lastRenderedPageBreak/>
               <w:t>12)</w:t>
             </w:r>
             <w:r>
@@ -19068,6 +19212,7 @@
                 <w:cs/>
                 <w:lang w:bidi="ta-IN"/>
               </w:rPr>
+              <w:lastRenderedPageBreak/>
               <w:t>3)</w:t>
             </w:r>
             <w:r>
@@ -19344,7 +19489,6 @@
                 <w:cs/>
                 <w:lang w:bidi="ta-IN"/>
               </w:rPr>
-              <w:lastRenderedPageBreak/>
               <w:t>ஹா</w:t>
             </w:r>
             <w:r>
@@ -19675,7 +19819,6 @@
                 <w:cs/>
                 <w:lang w:bidi="ta-IN"/>
               </w:rPr>
-              <w:lastRenderedPageBreak/>
               <w:t>3)</w:t>
             </w:r>
             <w:r>
@@ -19952,7 +20095,6 @@
                 <w:cs/>
                 <w:lang w:bidi="ta-IN"/>
               </w:rPr>
-              <w:lastRenderedPageBreak/>
               <w:t>ஹா</w:t>
             </w:r>
             <w:r>
@@ -20264,7 +20406,6 @@
                 <w:cs/>
                 <w:lang w:bidi="ta-IN"/>
               </w:rPr>
-              <w:lastRenderedPageBreak/>
               <w:t>8</w:t>
             </w:r>
             <w:r>
@@ -23176,6 +23317,7 @@
                 <w:cs/>
                 <w:lang w:bidi="ta-IN"/>
               </w:rPr>
+              <w:lastRenderedPageBreak/>
               <w:t>7</w:t>
             </w:r>
             <w:r>
@@ -23493,7 +23635,6 @@
                 <w:cs/>
                 <w:lang w:bidi="ta-IN"/>
               </w:rPr>
-              <w:lastRenderedPageBreak/>
               <w:t>பந்தா</w:t>
             </w:r>
             <w:r>
@@ -24671,7 +24812,6 @@
                 <w:cs/>
                 <w:lang w:bidi="ta-IN"/>
               </w:rPr>
-              <w:lastRenderedPageBreak/>
               <w:t>7</w:t>
             </w:r>
             <w:r>
@@ -26378,7 +26518,6 @@
                 <w:cs/>
                 <w:lang w:bidi="ta-IN"/>
               </w:rPr>
-              <w:lastRenderedPageBreak/>
               <w:t>21</w:t>
             </w:r>
             <w:r>
@@ -27153,6 +27292,7 @@
                 <w:cs/>
                 <w:lang w:bidi="ta-IN"/>
               </w:rPr>
+              <w:lastRenderedPageBreak/>
               <w:t>52)</w:t>
             </w:r>
             <w:r>
